--- a/_PRINT/1/src/full.docx
+++ b/_PRINT/1/src/full.docx
@@ -2012,8 +2012,6 @@
         </w:rPr>
         <w:t>27</w:t>
       </w:r>
-      <w:bookmarkStart w:id="1" w:name="_GoBack"/>
-      <w:bookmarkEnd w:id="1"/>
     </w:p>
     <w:p>
       <w:pPr>
@@ -2095,11 +2093,6 @@
     </w:p>
     <w:p>
       <w:pPr>
-        <w:pStyle w:val="aa"/>
-      </w:pPr>
-    </w:p>
-    <w:p>
-      <w:pPr>
         <w:spacing w:after="0"/>
         <w:rPr>
           <w:lang w:val="ru-RU"/>
@@ -2277,17 +2270,16 @@
         </w:rPr>
         <w:t>Sheets</w:t>
       </w:r>
-    </w:p>
-    <w:p>
-      <w:pPr>
-        <w:pStyle w:val="aa"/>
-      </w:pPr>
+      <w:r>
+        <w:br w:type="page"/>
+      </w:r>
     </w:p>
     <w:p>
       <w:pPr>
         <w:pStyle w:val="1"/>
       </w:pPr>
       <w:r>
+        <w:lastRenderedPageBreak/>
         <w:t>ВВЕДЕНИЕ</w:t>
       </w:r>
     </w:p>
@@ -2330,158 +2322,155 @@
       </w:r>
       <w:proofErr w:type="spellEnd"/>
       <w:r>
-        <w:t xml:space="preserve"> 2.0 – чем больше пользователей участвуют в работе системы, тем лучше становится взаимодействие всех пользователей с системой: появляется все больше объявлений на разные тематики, быстрее </w:t>
-      </w:r>
+        <w:t xml:space="preserve"> 2.0 – чем больше пользователей участвуют в работе системы, тем лучше становится взаимодействие всех пользователей с системой: появляется все больше объявлений на разные тематики, быстрее формируется рейтинг продавцов и т. п. За счет этого важным аспектом на момент реализации будет привлечение большого количества людей в сервис, ведь пока клиентов мало, они не будут задерживаться в приложении. </w:t>
+      </w:r>
+    </w:p>
+    <w:p>
+      <w:pPr>
+        <w:pStyle w:val="aa"/>
+      </w:pPr>
+      <w:r>
+        <w:t>Доски объявлений клиенту наиболее привычно видеть в формате веб-приложений (в перспективе дополнительно к веб-приложению может быть разработано мобильное приложение).</w:t>
+      </w:r>
+    </w:p>
+    <w:p>
+      <w:pPr>
+        <w:pStyle w:val="aa"/>
+      </w:pPr>
+      <w:r>
+        <w:t xml:space="preserve">Для таких приложений достаточно просто разработать модель монетизации: </w:t>
+      </w:r>
+      <w:r>
+        <w:t>основным источником дохода может стать</w:t>
+      </w:r>
+      <w:r>
+        <w:t xml:space="preserve"> продвижение пользовательских объявлений (выделение их среди других, поднятие в поиске и т. п.) </w:t>
+      </w:r>
+      <w:r>
+        <w:t xml:space="preserve">Теоретически пользователь будет достаточно охотно платить </w:t>
+      </w:r>
+      <w:r>
+        <w:t>за такие услуги, так как их цель – что-либо продать</w:t>
+      </w:r>
+      <w:r>
+        <w:t xml:space="preserve"> </w:t>
+      </w:r>
+      <w:r>
+        <w:t xml:space="preserve">(купить), и если им удастся за небольшую доплату за рекламу продать товар/услугу дороже (купить дешевле), то они, несмотря на затраты, </w:t>
+      </w:r>
+      <w:r>
+        <w:t>могут остаться в плюсе</w:t>
+      </w:r>
+      <w:r>
+        <w:t>. Также в перспективе продавать можно сопутствующие услуги вроде доставки, рассрочки и т. п.</w:t>
+      </w:r>
+      <w:r>
+        <w:t xml:space="preserve"> (которые, вероятно, будут предоставляться компаниями-партнерами)</w:t>
+      </w:r>
+    </w:p>
+    <w:p>
+      <w:pPr>
+        <w:pStyle w:val="aa"/>
+      </w:pPr>
+      <w:r>
+        <w:t>Постановка задачи</w:t>
+      </w:r>
+      <w:r>
+        <w:t>.</w:t>
+      </w:r>
+    </w:p>
+    <w:p>
+      <w:pPr>
+        <w:pStyle w:val="aa"/>
+      </w:pPr>
+      <w:r>
+        <w:t>Анализ предметной области</w:t>
+      </w:r>
+      <w:r>
+        <w:t xml:space="preserve"> </w:t>
+      </w:r>
+      <w:r>
+        <w:t>и</w:t>
+      </w:r>
+      <w:r>
+        <w:t xml:space="preserve"> рынка</w:t>
+      </w:r>
+      <w:r>
+        <w:t xml:space="preserve">. </w:t>
+      </w:r>
+      <w:r>
+        <w:t>Необходимо удостовериться в востребованности приложения, а также оценить шансы успешного внедрения приложения при заданном бюджете.</w:t>
+      </w:r>
+    </w:p>
+    <w:p>
+      <w:pPr>
+        <w:pStyle w:val="aa"/>
+      </w:pPr>
+      <w:r>
+        <w:t>Выбор инструментов разработки</w:t>
+      </w:r>
+      <w:r>
+        <w:t xml:space="preserve">. </w:t>
+      </w:r>
+      <w:r>
+        <w:rPr>
+          <w:rStyle w:val="ab"/>
+        </w:rPr>
+        <w:t>Инструменты разработки должны предоставлять все необходимые в приложении функции и позволить реализовать достаточно оптимизированное приложение, которое в дальнейшем можно будет легко поддерживать</w:t>
+      </w:r>
+      <w:r>
+        <w:t>.</w:t>
+      </w:r>
+    </w:p>
+    <w:p>
+      <w:pPr>
+        <w:pStyle w:val="aa"/>
+      </w:pPr>
+      <w:r>
+        <w:t>Проектирование приложения</w:t>
+      </w:r>
+      <w:r>
+        <w:t xml:space="preserve">. </w:t>
+      </w:r>
+      <w:r>
+        <w:t>Одной из наиболее важных характеристик хорошего приложения является его масштабируемость. Простота масштабируемости приложения определяется на этапе проектировки.</w:t>
+      </w:r>
+    </w:p>
+    <w:p>
+      <w:pPr>
+        <w:pStyle w:val="aa"/>
+      </w:pPr>
       <w:r>
         <w:lastRenderedPageBreak/>
-        <w:t xml:space="preserve">формируется рейтинг продавцов и т. п. За счет этого важным аспектом на момент реализации будет привлечение большого количества людей в сервис, ведь пока клиентов мало, они не будут задерживаться в приложении. </w:t>
-      </w:r>
-    </w:p>
-    <w:p>
-      <w:pPr>
-        <w:pStyle w:val="aa"/>
-      </w:pPr>
-      <w:r>
-        <w:t>Доски объявлений клиенту наиболее привычно видеть в формате веб-приложений (в перспективе дополнительно к веб-приложению может быть разработано мобильное приложение).</w:t>
-      </w:r>
-    </w:p>
-    <w:p>
-      <w:pPr>
-        <w:pStyle w:val="aa"/>
-      </w:pPr>
-      <w:r>
-        <w:t xml:space="preserve">Для таких приложений достаточно просто разработать модель монетизации: </w:t>
-      </w:r>
-      <w:r>
-        <w:t>основным источником дохода может стать</w:t>
-      </w:r>
-      <w:r>
-        <w:t xml:space="preserve"> продвижение пользовательских объявлений (выделение их среди других, поднятие в поиске и т. п.) </w:t>
-      </w:r>
-      <w:r>
-        <w:t xml:space="preserve">Теоретически пользователь будет достаточно охотно платить </w:t>
-      </w:r>
-      <w:r>
-        <w:t>за такие услуги, так как их цель – что-либо продать</w:t>
-      </w:r>
-      <w:r>
-        <w:t xml:space="preserve"> </w:t>
-      </w:r>
-      <w:r>
-        <w:t xml:space="preserve">(купить), и если им удастся за небольшую доплату за рекламу продать товар/услугу дороже (купить дешевле), то они, несмотря на затраты, </w:t>
-      </w:r>
-      <w:r>
-        <w:t>могут остаться в плюсе</w:t>
-      </w:r>
-      <w:r>
-        <w:t>. Также в перспективе продавать можно сопутствующие услуги вроде доставки, рассрочки и т. п.</w:t>
-      </w:r>
-      <w:r>
-        <w:t xml:space="preserve"> (которые, вероятно, будут предоставляться компаниями-партнерами)</w:t>
-      </w:r>
-    </w:p>
-    <w:p>
-      <w:pPr>
-        <w:pStyle w:val="aa"/>
-      </w:pPr>
-      <w:r>
-        <w:t>Постановка задачи</w:t>
-      </w:r>
-      <w:r>
-        <w:t>.</w:t>
-      </w:r>
-    </w:p>
-    <w:p>
-      <w:pPr>
-        <w:pStyle w:val="aa"/>
-      </w:pPr>
-      <w:r>
-        <w:t>Анализ предметной области</w:t>
-      </w:r>
-      <w:r>
-        <w:t xml:space="preserve"> </w:t>
-      </w:r>
-      <w:r>
-        <w:t>и</w:t>
-      </w:r>
-      <w:r>
-        <w:t xml:space="preserve"> рынка</w:t>
+        <w:t>Реализация приложения</w:t>
       </w:r>
       <w:r>
         <w:t xml:space="preserve">. </w:t>
       </w:r>
       <w:r>
-        <w:t>Необходимо удостовериться в востребованности приложения, а также оценить шансы успешного внедрения приложения при заданном бюджете.</w:t>
-      </w:r>
-    </w:p>
-    <w:p>
-      <w:pPr>
-        <w:pStyle w:val="aa"/>
-      </w:pPr>
-      <w:r>
-        <w:t>Выбор инструментов разработки</w:t>
+        <w:t>На этом этапе необходимо в соответствии с разработанной ранее архитектурой напи</w:t>
+      </w:r>
+      <w:r>
+        <w:t>сать код.</w:t>
+      </w:r>
+    </w:p>
+    <w:p>
+      <w:pPr>
+        <w:pStyle w:val="aa"/>
+      </w:pPr>
+      <w:r>
+        <w:t>Тестирование приложения</w:t>
       </w:r>
       <w:r>
         <w:t xml:space="preserve">. </w:t>
       </w:r>
       <w:r>
-        <w:rPr>
-          <w:rStyle w:val="ab"/>
-        </w:rPr>
-        <w:t>Инструменты разработки должны предоставлять все необходимые в приложении функции и позволить реализовать достаточно оптимизированное приложение, которое в дальнейшем можно будет легко поддерживать</w:t>
-      </w:r>
-      <w:r>
-        <w:t>.</w:t>
-      </w:r>
-    </w:p>
-    <w:p>
-      <w:pPr>
-        <w:pStyle w:val="aa"/>
-      </w:pPr>
-      <w:r>
-        <w:t>Проектирование приложения</w:t>
-      </w:r>
-      <w:r>
-        <w:t xml:space="preserve">. </w:t>
-      </w:r>
-      <w:r>
-        <w:t>Одной из наиболее важных характеристик хорошего приложения является его масштабируемость. Простота масштабируемости приложения определяется на этапе проектировки.</w:t>
-      </w:r>
-    </w:p>
-    <w:p>
-      <w:pPr>
-        <w:pStyle w:val="aa"/>
-      </w:pPr>
-      <w:r>
-        <w:t>Реализация приложения</w:t>
-      </w:r>
-      <w:r>
-        <w:t xml:space="preserve">. </w:t>
-      </w:r>
-      <w:r>
-        <w:t>На этом этапе необходимо в соответствии с разработанной ранее архитектурой напи</w:t>
-      </w:r>
-      <w:r>
-        <w:t>сать код.</w:t>
-      </w:r>
-    </w:p>
-    <w:p>
-      <w:pPr>
-        <w:pStyle w:val="aa"/>
-      </w:pPr>
-      <w:r>
-        <w:t>Тестирование приложения</w:t>
-      </w:r>
-      <w:r>
-        <w:t xml:space="preserve">. </w:t>
-      </w:r>
-      <w:r>
         <w:t>При тестировании может возникнуть необходимость возврата к одному из прошлых этапов (и скорее всего она возникнет). На этом этапе должны быть выявлены все баги, уязвимости и т.п.</w:t>
       </w:r>
     </w:p>
     <w:p>
       <w:pPr>
-        <w:spacing w:line="360" w:lineRule="exact"/>
+        <w:spacing w:after="0" w:line="360" w:lineRule="exact"/>
         <w:ind w:firstLine="709"/>
         <w:jc w:val="both"/>
         <w:rPr>
@@ -2523,6 +2512,680 @@
           <w:lang w:val="ru-RU"/>
         </w:rPr>
         <w:t>, курсовой проект оригинален на 95.92%.</w:t>
+      </w:r>
+    </w:p>
+    <w:p>
+      <w:pPr>
+        <w:pStyle w:val="af8"/>
+        <w:rPr>
+          <w:lang w:val="en-US"/>
+        </w:rPr>
+      </w:pPr>
+    </w:p>
+    <w:p>
+      <w:pPr>
+        <w:rPr>
+          <w:rFonts w:eastAsiaTheme="majorEastAsia"/>
+          <w:b/>
+        </w:rPr>
+      </w:pPr>
+      <w:r>
+        <w:br w:type="page"/>
+      </w:r>
+    </w:p>
+    <w:p>
+      <w:pPr>
+        <w:pStyle w:val="2"/>
+      </w:pPr>
+    </w:p>
+    <w:p>
+      <w:pPr>
+        <w:pStyle w:val="2"/>
+      </w:pPr>
+      <w:r>
+        <w:t xml:space="preserve">1 </w:t>
+      </w:r>
+      <w:r>
+        <w:t>АНАЛИЗ</w:t>
+      </w:r>
+      <w:r>
+        <w:t xml:space="preserve"> ИСХОДНЫХ ДАННЫХ НА КУРСОВОЕ ПРОЕКТИРОВАНИЕ</w:t>
+      </w:r>
+    </w:p>
+    <w:p>
+      <w:pPr>
+        <w:spacing w:after="0" w:line="360" w:lineRule="exact"/>
+        <w:ind w:firstLine="709"/>
+        <w:jc w:val="both"/>
+        <w:rPr>
+          <w:b/>
+          <w:bCs/>
+        </w:rPr>
+      </w:pPr>
+    </w:p>
+    <w:p>
+      <w:pPr>
+        <w:pStyle w:val="3"/>
+      </w:pPr>
+      <w:r>
+        <w:t>1</w:t>
+      </w:r>
+      <w:r>
+        <w:t>.1 Анализ исходных данных к курсовому проекту</w:t>
+      </w:r>
+    </w:p>
+    <w:p>
+      <w:pPr>
+        <w:spacing w:after="0" w:line="360" w:lineRule="exact"/>
+        <w:jc w:val="both"/>
+        <w:rPr>
+          <w:rFonts w:eastAsia="Times New Roman"/>
+          <w:lang w:val="ru-RU"/>
+        </w:rPr>
+      </w:pPr>
+    </w:p>
+    <w:p>
+      <w:pPr>
+        <w:spacing w:after="0" w:line="360" w:lineRule="exact"/>
+        <w:ind w:firstLine="708"/>
+        <w:jc w:val="both"/>
+        <w:rPr>
+          <w:iCs/>
+          <w:color w:val="000000" w:themeColor="text1"/>
+        </w:rPr>
+      </w:pPr>
+      <w:r>
+        <w:rPr>
+          <w:iCs/>
+          <w:color w:val="000000" w:themeColor="text1"/>
+        </w:rPr>
+        <w:t>Тема проекта: «Программное средство «</w:t>
+      </w:r>
+      <w:r>
+        <w:rPr>
+          <w:iCs/>
+          <w:color w:val="000000" w:themeColor="text1"/>
+          <w:lang w:val="ru-RU"/>
+        </w:rPr>
+        <w:t>Доска объя</w:t>
+      </w:r>
+      <w:r>
+        <w:rPr>
+          <w:iCs/>
+          <w:color w:val="000000" w:themeColor="text1"/>
+          <w:lang w:val="ru-RU"/>
+        </w:rPr>
+        <w:t>влений</w:t>
+      </w:r>
+      <w:r>
+        <w:rPr>
+          <w:iCs/>
+          <w:color w:val="000000" w:themeColor="text1"/>
+        </w:rPr>
+        <w:t>»».</w:t>
+      </w:r>
+    </w:p>
+    <w:p>
+      <w:pPr>
+        <w:pStyle w:val="aa"/>
+      </w:pPr>
+      <w:r>
+        <w:t>Описание системы: Данное программное средство</w:t>
+      </w:r>
+      <w:r>
+        <w:t xml:space="preserve"> будет представлять из себя веб-приложение</w:t>
+      </w:r>
+      <w:r>
+        <w:t xml:space="preserve"> (сайт).</w:t>
+      </w:r>
+      <w:r>
+        <w:t xml:space="preserve"> Во всяком случае пользователю такого приложения будут необходимы такие возможности, как авторизация, просмотр и поиск объявлений,</w:t>
+      </w:r>
+      <w:r>
+        <w:t xml:space="preserve"> просмотр чужих аккаунтов, просмотр и редактирование своего.</w:t>
+      </w:r>
+    </w:p>
+    <w:p>
+      <w:pPr>
+        <w:pStyle w:val="aa"/>
+      </w:pPr>
+      <w:r>
+        <w:t>Описание системы: Данное программное средство</w:t>
+      </w:r>
+      <w:r>
+        <w:t xml:space="preserve"> будет представлять из себя веб-приложение (сайт). Во всяком случае пользователю такого приложения будут необходимы такие возможности, как авторизация, просмотр и поиск объявлений, просмотр чужих аккаунтов, просмотр и редактирование своего.</w:t>
+      </w:r>
+    </w:p>
+    <w:p>
+      <w:pPr>
+        <w:spacing w:after="0" w:line="360" w:lineRule="exact"/>
+        <w:ind w:firstLine="708"/>
+        <w:jc w:val="both"/>
+        <w:rPr>
+          <w:iCs/>
+          <w:color w:val="000000" w:themeColor="text1"/>
+        </w:rPr>
+      </w:pPr>
+      <w:r>
+        <w:rPr>
+          <w:iCs/>
+          <w:color w:val="000000" w:themeColor="text1"/>
+        </w:rPr>
+        <w:t xml:space="preserve">Назначение системы – </w:t>
+      </w:r>
+      <w:r>
+        <w:rPr>
+          <w:iCs/>
+          <w:color w:val="000000" w:themeColor="text1"/>
+          <w:lang w:val="ru-RU"/>
+        </w:rPr>
+        <w:t>Предоставление пользователям услуг по размещению объявлений</w:t>
+      </w:r>
+      <w:r>
+        <w:rPr>
+          <w:iCs/>
+          <w:color w:val="000000" w:themeColor="text1"/>
+        </w:rPr>
+        <w:t>.</w:t>
+      </w:r>
+    </w:p>
+    <w:p>
+      <w:pPr>
+        <w:pStyle w:val="aa"/>
+      </w:pPr>
+      <w:r>
+        <w:t>М</w:t>
+      </w:r>
+      <w:r>
+        <w:t xml:space="preserve">инимально жизнеспособный продукт </w:t>
+      </w:r>
+      <w:r>
+        <w:t>должен</w:t>
+      </w:r>
+      <w:r>
+        <w:t xml:space="preserve"> включать в себя </w:t>
+      </w:r>
+      <w:r>
+        <w:t>такие</w:t>
+      </w:r>
+      <w:r>
+        <w:t xml:space="preserve"> </w:t>
+      </w:r>
+      <w:r>
+        <w:t>возможности,</w:t>
+      </w:r>
+      <w:r>
+        <w:t xml:space="preserve"> как просмотр, поиск и создание объявлений, а также просмотр информации о других пользователях.</w:t>
+      </w:r>
+    </w:p>
+    <w:p>
+      <w:pPr>
+        <w:pStyle w:val="aa"/>
+      </w:pPr>
+      <w:r>
+        <w:t xml:space="preserve">В дальнейшем в результате расширения функционала список </w:t>
+      </w:r>
+      <w:r>
+        <w:t xml:space="preserve">необходимых возможностей </w:t>
+      </w:r>
+      <w:r>
+        <w:t>может расшириться</w:t>
+      </w:r>
+      <w:r>
+        <w:t xml:space="preserve"> (например, могут быть добавлены такие возможности, как ведение переписки</w:t>
+      </w:r>
+      <w:r>
+        <w:t xml:space="preserve"> между пользователями</w:t>
+      </w:r>
+      <w:r>
+        <w:t xml:space="preserve">, просмотр отзывов </w:t>
+      </w:r>
+      <w:r>
+        <w:t>о</w:t>
+      </w:r>
+      <w:r>
+        <w:t xml:space="preserve"> других пользовател</w:t>
+      </w:r>
+      <w:r>
+        <w:t>ях</w:t>
+      </w:r>
+      <w:r>
+        <w:t xml:space="preserve"> и т. п.)</w:t>
+      </w:r>
+      <w:r>
+        <w:t xml:space="preserve">, а потому следует заранее позаботиться о том, чтобы масштабировать код было просто. Для этого стоит разработать гибкую архитектуру, позволяющую </w:t>
+      </w:r>
+      <w:r>
+        <w:t>добавлять новые возможности, затрагивая как можно меньше реализацию уже существующих.</w:t>
+      </w:r>
+    </w:p>
+    <w:p>
+      <w:pPr>
+        <w:pStyle w:val="aa"/>
+      </w:pPr>
+      <w:r>
+        <w:t xml:space="preserve">Рассмотрим типичные </w:t>
+      </w:r>
+      <w:r>
+        <w:t>примеры использования</w:t>
+      </w:r>
+      <w:r>
+        <w:t xml:space="preserve"> приложения.</w:t>
+      </w:r>
+    </w:p>
+    <w:p>
+      <w:pPr>
+        <w:pStyle w:val="aa"/>
+      </w:pPr>
+      <w:r>
+        <w:t>Действующее лицо – человек, которому необходимо</w:t>
+      </w:r>
+      <w:r>
+        <w:t xml:space="preserve"> купить некоторый товар.</w:t>
+      </w:r>
+    </w:p>
+    <w:p>
+      <w:pPr>
+        <w:pStyle w:val="aa"/>
+      </w:pPr>
+      <w:r>
+        <w:t>Вероятные проблемы:</w:t>
+      </w:r>
+    </w:p>
+    <w:p>
+      <w:pPr>
+        <w:pStyle w:val="aa"/>
+        <w:rPr>
+          <w:rStyle w:val="af6"/>
+          <w:rFonts w:ascii="Times New Roman" w:hAnsi="Times New Roman" w:cs="Times New Roman"/>
+        </w:rPr>
+      </w:pPr>
+      <w:r>
+        <w:t>–</w:t>
+      </w:r>
+      <w:r>
+        <w:rPr>
+          <w:lang w:val="en-US"/>
+        </w:rPr>
+        <w:t> </w:t>
+      </w:r>
+      <w:r>
+        <w:t xml:space="preserve">Пользователь не </w:t>
+      </w:r>
+      <w:r>
+        <w:t>за</w:t>
+      </w:r>
+      <w:r>
+        <w:t xml:space="preserve">хочет </w:t>
+      </w:r>
+      <w:r>
+        <w:rPr>
+          <w:rStyle w:val="af6"/>
+          <w:rFonts w:ascii="Times New Roman" w:hAnsi="Times New Roman" w:cs="Times New Roman"/>
+        </w:rPr>
+        <w:t>регистрироваться. Решение: позволить пользователю пройти почти все</w:t>
+      </w:r>
+      <w:r>
+        <w:rPr>
+          <w:rStyle w:val="af6"/>
+          <w:rFonts w:ascii="Times New Roman" w:hAnsi="Times New Roman" w:cs="Times New Roman"/>
+        </w:rPr>
+        <w:t xml:space="preserve"> (или все)</w:t>
+      </w:r>
+      <w:r>
+        <w:rPr>
+          <w:rStyle w:val="af6"/>
+          <w:rFonts w:ascii="Times New Roman" w:hAnsi="Times New Roman" w:cs="Times New Roman"/>
+        </w:rPr>
+        <w:t xml:space="preserve"> этапы без регистрации и заставить зарегистрироваться только в конце</w:t>
+      </w:r>
+      <w:r>
+        <w:rPr>
+          <w:rStyle w:val="af6"/>
+          <w:rFonts w:ascii="Times New Roman" w:hAnsi="Times New Roman" w:cs="Times New Roman"/>
+        </w:rPr>
+        <w:t>.</w:t>
+      </w:r>
+    </w:p>
+    <w:p>
+      <w:pPr>
+        <w:pStyle w:val="aa"/>
+      </w:pPr>
+      <w:proofErr w:type="spellStart"/>
+      <w:r>
+        <w:t>Use</w:t>
+      </w:r>
+      <w:proofErr w:type="spellEnd"/>
+      <w:r>
+        <w:t xml:space="preserve"> </w:t>
+      </w:r>
+      <w:proofErr w:type="spellStart"/>
+      <w:r>
+        <w:t>Case</w:t>
+      </w:r>
+      <w:proofErr w:type="spellEnd"/>
+      <w:r>
+        <w:t>:</w:t>
+      </w:r>
+    </w:p>
+    <w:p>
+      <w:pPr>
+        <w:pStyle w:val="aa"/>
+      </w:pPr>
+      <w:r>
+        <w:t>–</w:t>
+      </w:r>
+      <w:r>
+        <w:rPr>
+          <w:lang w:val="en-US"/>
+        </w:rPr>
+        <w:t> </w:t>
+      </w:r>
+      <w:r>
+        <w:t xml:space="preserve">Пользователь </w:t>
+      </w:r>
+      <w:r>
+        <w:t>попадает на сайт</w:t>
+      </w:r>
+      <w:r>
+        <w:t>;</w:t>
+      </w:r>
+    </w:p>
+    <w:p>
+      <w:pPr>
+        <w:pStyle w:val="aa"/>
+      </w:pPr>
+      <w:r>
+        <w:t>–</w:t>
+      </w:r>
+      <w:r>
+        <w:rPr>
+          <w:lang w:val="en-US"/>
+        </w:rPr>
+        <w:t> </w:t>
+      </w:r>
+      <w:r>
+        <w:t>Пользователь вводит свой запрос в поисковую строку</w:t>
+      </w:r>
+      <w:r>
+        <w:t>;</w:t>
+      </w:r>
+    </w:p>
+    <w:p>
+      <w:pPr>
+        <w:pStyle w:val="aa"/>
+      </w:pPr>
+      <w:r>
+        <w:lastRenderedPageBreak/>
+        <w:t>–</w:t>
+      </w:r>
+      <w:r>
+        <w:rPr>
+          <w:lang w:val="en-US"/>
+        </w:rPr>
+        <w:t> </w:t>
+      </w:r>
+      <w:r>
+        <w:t>При желании пользователь добавляет фильтры</w:t>
+      </w:r>
+      <w:r>
+        <w:t>;</w:t>
+      </w:r>
+    </w:p>
+    <w:p>
+      <w:pPr>
+        <w:pStyle w:val="aa"/>
+      </w:pPr>
+      <w:r>
+        <w:t>–</w:t>
+      </w:r>
+      <w:r>
+        <w:rPr>
+          <w:lang w:val="en-US"/>
+        </w:rPr>
+        <w:t> </w:t>
+      </w:r>
+      <w:r>
+        <w:t>Пользователь видит список подходящих объявлений</w:t>
+      </w:r>
+      <w:r>
+        <w:t>;</w:t>
+      </w:r>
+    </w:p>
+    <w:p>
+      <w:pPr>
+        <w:pStyle w:val="aa"/>
+      </w:pPr>
+      <w:r>
+        <w:t>–</w:t>
+      </w:r>
+      <w:r>
+        <w:rPr>
+          <w:lang w:val="en-US"/>
+        </w:rPr>
+        <w:t> </w:t>
+      </w:r>
+      <w:r>
+        <w:t>Пользователь просматривает разные объявления и находит то, что удовлетворяет его запросам</w:t>
+      </w:r>
+      <w:r>
+        <w:t>;</w:t>
+      </w:r>
+    </w:p>
+    <w:p>
+      <w:pPr>
+        <w:pStyle w:val="aa"/>
+      </w:pPr>
+      <w:r>
+        <w:t>–</w:t>
+      </w:r>
+      <w:r>
+        <w:rPr>
+          <w:lang w:val="en-US"/>
+        </w:rPr>
+        <w:t> </w:t>
+      </w:r>
+      <w:r>
+        <w:t>Если автор объявления не разрешил просмотр контактных данных неавторизованным пользователям, то пользователь регистрируется</w:t>
+      </w:r>
+      <w:r>
+        <w:t>;</w:t>
+      </w:r>
+    </w:p>
+    <w:p>
+      <w:pPr>
+        <w:pStyle w:val="aa"/>
+      </w:pPr>
+      <w:r>
+        <w:t>–</w:t>
+      </w:r>
+      <w:r>
+        <w:rPr>
+          <w:lang w:val="en-US"/>
+        </w:rPr>
+        <w:t> </w:t>
+      </w:r>
+      <w:r>
+        <w:t>Пользователь вступает в контакт с создателем объявления и совершает сделку</w:t>
+      </w:r>
+      <w:r>
+        <w:t>.</w:t>
+      </w:r>
+    </w:p>
+    <w:p>
+      <w:pPr>
+        <w:pStyle w:val="aa"/>
+      </w:pPr>
+      <w:r>
+        <w:t xml:space="preserve">Теперь </w:t>
+      </w:r>
+      <w:r>
+        <w:t>рассмотрим процесс взаимодействия</w:t>
+      </w:r>
+      <w:r>
+        <w:t xml:space="preserve"> с </w:t>
+      </w:r>
+      <w:proofErr w:type="gramStart"/>
+      <w:r>
+        <w:t>приложением</w:t>
+      </w:r>
+      <w:proofErr w:type="gramEnd"/>
+      <w:r>
+        <w:t xml:space="preserve"> с другой стороны.</w:t>
+      </w:r>
+    </w:p>
+    <w:p>
+      <w:pPr>
+        <w:pStyle w:val="aa"/>
+      </w:pPr>
+      <w:r>
+        <w:t>Действующее лицо – человек, которому необходимо продать некий товар.</w:t>
+      </w:r>
+    </w:p>
+    <w:p>
+      <w:pPr>
+        <w:pStyle w:val="aa"/>
+      </w:pPr>
+      <w:r>
+        <w:t>Вероятные проблемы:</w:t>
+      </w:r>
+    </w:p>
+    <w:p>
+      <w:pPr>
+        <w:pStyle w:val="aa"/>
+      </w:pPr>
+      <w:r>
+        <w:t>–</w:t>
+      </w:r>
+      <w:r>
+        <w:rPr>
+          <w:lang w:val="en-US"/>
+        </w:rPr>
+        <w:t> </w:t>
+      </w:r>
+      <w:r>
+        <w:t>Пользователь не хочет выкладывать свои контактные данные в открытый доступ. Решение: добавить возможность запрета просмотра контактных данных неавторизованным пользователям; добавить возможность добавлять различные контактные данные, например, не только номер телефона, но и ссылки мессенджеры и т. п.</w:t>
+      </w:r>
+    </w:p>
+    <w:p>
+      <w:pPr>
+        <w:pStyle w:val="aa"/>
+      </w:pPr>
+      <w:proofErr w:type="spellStart"/>
+      <w:r>
+        <w:t>Use</w:t>
+      </w:r>
+      <w:proofErr w:type="spellEnd"/>
+      <w:r>
+        <w:t xml:space="preserve"> </w:t>
+      </w:r>
+      <w:proofErr w:type="spellStart"/>
+      <w:r>
+        <w:t>Case</w:t>
+      </w:r>
+      <w:proofErr w:type="spellEnd"/>
+      <w:r>
+        <w:t>:</w:t>
+      </w:r>
+    </w:p>
+    <w:p>
+      <w:pPr>
+        <w:pStyle w:val="aa"/>
+      </w:pPr>
+      <w:r>
+        <w:t>–</w:t>
+      </w:r>
+      <w:r>
+        <w:rPr>
+          <w:lang w:val="en-US"/>
+        </w:rPr>
+        <w:t> </w:t>
+      </w:r>
+      <w:r>
+        <w:t>Пользователь попадает на сайт</w:t>
+      </w:r>
+      <w:r>
+        <w:t>;</w:t>
+      </w:r>
+    </w:p>
+    <w:p>
+      <w:pPr>
+        <w:pStyle w:val="aa"/>
+      </w:pPr>
+      <w:r>
+        <w:t>–</w:t>
+      </w:r>
+      <w:r>
+        <w:rPr>
+          <w:lang w:val="en-US"/>
+        </w:rPr>
+        <w:t> </w:t>
+      </w:r>
+      <w:r>
+        <w:t>Пользователь регистрируется</w:t>
+      </w:r>
+      <w:r>
+        <w:t>;</w:t>
+      </w:r>
+    </w:p>
+    <w:p>
+      <w:pPr>
+        <w:pStyle w:val="aa"/>
+      </w:pPr>
+      <w:r>
+        <w:t>–</w:t>
+      </w:r>
+      <w:r>
+        <w:rPr>
+          <w:lang w:val="en-US"/>
+        </w:rPr>
+        <w:t> </w:t>
+      </w:r>
+      <w:r>
+        <w:t>Пользователь создает объявление</w:t>
+      </w:r>
+      <w:r>
+        <w:t>;</w:t>
+      </w:r>
+    </w:p>
+    <w:p>
+      <w:pPr>
+        <w:pStyle w:val="aa"/>
+      </w:pPr>
+      <w:r>
+        <w:t>–</w:t>
+      </w:r>
+      <w:r>
+        <w:rPr>
+          <w:lang w:val="en-US"/>
+        </w:rPr>
+        <w:t> </w:t>
+      </w:r>
+      <w:r>
+        <w:t>Пользователь ждет пока с ним свяжутся</w:t>
+      </w:r>
+      <w:r>
+        <w:t>;</w:t>
+      </w:r>
+    </w:p>
+    <w:p>
+      <w:pPr>
+        <w:pStyle w:val="aa"/>
+      </w:pPr>
+      <w:r>
+        <w:t>–</w:t>
+      </w:r>
+      <w:r>
+        <w:rPr>
+          <w:lang w:val="en-US"/>
+        </w:rPr>
+        <w:t> </w:t>
+      </w:r>
+      <w:r>
+        <w:t>Другой пользователь вступает в контакт с этим и совершает сделку</w:t>
+      </w:r>
+      <w:r>
+        <w:t>.</w:t>
       </w:r>
     </w:p>
     <w:p>
@@ -2532,21 +3195,14 @@
           <w:ilvl w:val="0"/>
           <w:numId w:val="0"/>
         </w:numPr>
-        <w:ind w:left="720"/>
-      </w:pPr>
-    </w:p>
-    <w:p>
-      <w:pPr>
-        <w:pStyle w:val="2"/>
-      </w:pPr>
-      <w:r>
-        <w:t xml:space="preserve">1 </w:t>
-      </w:r>
-      <w:r>
-        <w:t>АНАЛИЗ</w:t>
-      </w:r>
-      <w:r>
-        <w:t xml:space="preserve"> ИСХОДНЫХ ДАННЫХ НА КУРСОВОЕ ПРОЕКТИРОВАНИЕ</w:t>
+      </w:pPr>
+    </w:p>
+    <w:p>
+      <w:pPr>
+        <w:pStyle w:val="3"/>
+      </w:pPr>
+      <w:r>
+        <w:t>1.2 Обоснование и описание выбора языка программирования, средств разработки, используемых технологий и сторонних библиотек</w:t>
       </w:r>
     </w:p>
     <w:p>
@@ -2555,28 +3211,6 @@
         <w:ind w:firstLine="709"/>
         <w:jc w:val="both"/>
         <w:rPr>
-          <w:b/>
-          <w:bCs/>
-        </w:rPr>
-      </w:pPr>
-    </w:p>
-    <w:p>
-      <w:pPr>
-        <w:pStyle w:val="3"/>
-      </w:pPr>
-      <w:r>
-        <w:lastRenderedPageBreak/>
-        <w:t>1</w:t>
-      </w:r>
-      <w:r>
-        <w:t>.1 Анализ исходных данных к курсовому проекту</w:t>
-      </w:r>
-    </w:p>
-    <w:p>
-      <w:pPr>
-        <w:spacing w:after="0" w:line="360" w:lineRule="exact"/>
-        <w:jc w:val="both"/>
-        <w:rPr>
           <w:rFonts w:eastAsia="Times New Roman"/>
           <w:lang w:val="ru-RU"/>
         </w:rPr>
@@ -2584,260 +3218,342 @@
     </w:p>
     <w:p>
       <w:pPr>
-        <w:spacing w:after="0" w:line="360" w:lineRule="exact"/>
-        <w:ind w:firstLine="708"/>
-        <w:jc w:val="both"/>
-        <w:rPr>
-          <w:iCs/>
-          <w:color w:val="000000" w:themeColor="text1"/>
-        </w:rPr>
-      </w:pPr>
-      <w:r>
-        <w:rPr>
-          <w:iCs/>
-          <w:color w:val="000000" w:themeColor="text1"/>
-        </w:rPr>
-        <w:t>Тема проекта: «Программное средство «</w:t>
-      </w:r>
-      <w:r>
-        <w:rPr>
-          <w:iCs/>
-          <w:color w:val="000000" w:themeColor="text1"/>
-          <w:lang w:val="ru-RU"/>
-        </w:rPr>
-        <w:t xml:space="preserve">Доска </w:t>
+        <w:pStyle w:val="aa"/>
+      </w:pPr>
+      <w:r>
+        <w:t>Веб-приложение – вид клиент-серверного приложения</w:t>
+      </w:r>
+      <w:r>
+        <w:t xml:space="preserve"> [1]</w:t>
+      </w:r>
+      <w:r>
+        <w:t>. Соответственно, вся логика должна быть распределена между клиентской и серверной частью. Серверная часть в свою очередь включает в себя какую-то бизнес-логику и базу данных.</w:t>
+      </w:r>
+    </w:p>
+    <w:p>
+      <w:pPr>
+        <w:pStyle w:val="aa"/>
+      </w:pPr>
+      <w:r>
+        <w:t>В приложении стоит реализовать толстый клиент</w:t>
+      </w:r>
+      <w:r>
+        <w:t xml:space="preserve"> [2]</w:t>
+      </w:r>
+      <w:r>
+        <w:t>. Толстый клиент меньше зависит от сервера. Это позволит уменьшить траффик между клиентом и сервером в течение работы с приложением (хотя при этом</w:t>
+      </w:r>
+      <w:r>
+        <w:t>, конечно,</w:t>
+      </w:r>
+      <w:r>
+        <w:t xml:space="preserve"> увеличит время загрузки), за счет чего работа с приложением станет более плавной и приятной</w:t>
+      </w:r>
+      <w:r>
+        <w:t>. Также снизится нагрузка</w:t>
+      </w:r>
+      <w:r>
+        <w:t xml:space="preserve"> на сервер, а, следовательно,</w:t>
+      </w:r>
+      <w:r>
+        <w:t xml:space="preserve"> уменьшатся </w:t>
+      </w:r>
+      <w:r>
+        <w:t>затрат</w:t>
+      </w:r>
+      <w:r>
+        <w:t>ы</w:t>
+      </w:r>
+      <w:r>
+        <w:t xml:space="preserve"> на хостинг-услуги</w:t>
+      </w:r>
+      <w:r>
+        <w:t>.</w:t>
+      </w:r>
+      <w:r>
+        <w:t xml:space="preserve"> Сайт будет представлять из себя </w:t>
+      </w:r>
+      <w:r>
+        <w:rPr>
+          <w:i/>
+          <w:lang w:val="en-US"/>
+        </w:rPr>
+        <w:t>SPA</w:t>
+      </w:r>
+      <w:r>
+        <w:t>.</w:t>
+      </w:r>
+    </w:p>
+    <w:p>
+      <w:pPr>
+        <w:pStyle w:val="aa"/>
+      </w:pPr>
+      <w:r>
+        <w:lastRenderedPageBreak/>
+        <w:t xml:space="preserve">Для того, чтобы снизить временные затраты на реализацию клиентской части приложения, было принято решение использовать </w:t>
       </w:r>
       <w:proofErr w:type="spellStart"/>
       <w:r>
-        <w:rPr>
-          <w:iCs/>
-          <w:color w:val="000000" w:themeColor="text1"/>
-          <w:lang w:val="ru-RU"/>
-        </w:rPr>
-        <w:t>объяевлений</w:t>
+        <w:t>фреймворк</w:t>
       </w:r>
       <w:proofErr w:type="spellEnd"/>
       <w:r>
-        <w:rPr>
-          <w:iCs/>
-          <w:color w:val="000000" w:themeColor="text1"/>
-        </w:rPr>
-        <w:t>»».</w:t>
-      </w:r>
-    </w:p>
-    <w:p>
-      <w:pPr>
-        <w:pStyle w:val="aa"/>
-      </w:pPr>
-      <w:r>
-        <w:t>Описание системы: Данное программное средство</w:t>
-      </w:r>
-      <w:r>
-        <w:t xml:space="preserve"> будет представлять из себя веб-приложение</w:t>
-      </w:r>
-      <w:r>
-        <w:t xml:space="preserve"> (сайт).</w:t>
-      </w:r>
-      <w:r>
-        <w:t xml:space="preserve"> Во всяком случае пользователю такого приложения будут необходимы такие возможности, как авторизация, просмотр и поиск объявлений,</w:t>
-      </w:r>
-      <w:r>
-        <w:t xml:space="preserve"> просмотр чужих аккаунтов, просмотр и редактирование своего.</w:t>
-      </w:r>
-    </w:p>
-    <w:p>
-      <w:pPr>
-        <w:pStyle w:val="aa"/>
-      </w:pPr>
-      <w:r>
-        <w:t>Описание системы: Данное программное средство</w:t>
-      </w:r>
-      <w:r>
-        <w:t xml:space="preserve"> будет представлять из себя веб-приложение (сайт). Во всяком случае пользователю такого приложения будут необходимы такие возможности, как авторизация, просмотр и поиск объявлений, просмотр чужих аккаунтов, просмотр и редактирование своего.</w:t>
-      </w:r>
-    </w:p>
-    <w:p>
-      <w:pPr>
-        <w:spacing w:after="0" w:line="360" w:lineRule="exact"/>
-        <w:ind w:firstLine="708"/>
-        <w:jc w:val="both"/>
-        <w:rPr>
-          <w:iCs/>
-          <w:color w:val="000000" w:themeColor="text1"/>
-        </w:rPr>
-      </w:pPr>
-      <w:r>
-        <w:rPr>
-          <w:iCs/>
-          <w:color w:val="000000" w:themeColor="text1"/>
-        </w:rPr>
-        <w:t xml:space="preserve">Назначение системы – </w:t>
-      </w:r>
-      <w:r>
-        <w:rPr>
-          <w:iCs/>
-          <w:color w:val="000000" w:themeColor="text1"/>
-          <w:lang w:val="ru-RU"/>
-        </w:rPr>
-        <w:t>Предоставление пользователям услуг по размещению объявлений</w:t>
-      </w:r>
-      <w:r>
-        <w:rPr>
-          <w:iCs/>
-          <w:color w:val="000000" w:themeColor="text1"/>
+        <w:t xml:space="preserve"> </w:t>
+      </w:r>
+      <w:proofErr w:type="spellStart"/>
+      <w:r>
+        <w:rPr>
+          <w:i/>
+          <w:lang w:val="en-US"/>
+        </w:rPr>
+        <w:t>Vue</w:t>
+      </w:r>
+      <w:proofErr w:type="spellEnd"/>
+      <w:r>
+        <w:rPr>
+          <w:i/>
         </w:rPr>
         <w:t>.</w:t>
       </w:r>
-    </w:p>
-    <w:p>
-      <w:pPr>
-        <w:pStyle w:val="aa"/>
-      </w:pPr>
-      <w:r>
-        <w:t>М</w:t>
-      </w:r>
-      <w:r>
-        <w:t xml:space="preserve">инимально жизнеспособный продукт </w:t>
-      </w:r>
-      <w:r>
-        <w:t>должен</w:t>
-      </w:r>
-      <w:r>
-        <w:t xml:space="preserve"> включать в себя </w:t>
-      </w:r>
-      <w:r>
-        <w:t>такие</w:t>
-      </w:r>
-      <w:r>
-        <w:t xml:space="preserve"> </w:t>
-      </w:r>
-      <w:r>
-        <w:t>возможности,</w:t>
-      </w:r>
-      <w:r>
-        <w:t xml:space="preserve"> как просмотр, поиск и создание объявлений, а также просмотр информации о других пользователях.</w:t>
-      </w:r>
-    </w:p>
-    <w:p>
-      <w:pPr>
-        <w:pStyle w:val="aa"/>
-      </w:pPr>
-      <w:r>
-        <w:t xml:space="preserve">В дальнейшем в результате расширения функционала список </w:t>
-      </w:r>
-      <w:r>
-        <w:t xml:space="preserve">необходимых возможностей </w:t>
-      </w:r>
-      <w:r>
-        <w:t>может расшириться</w:t>
-      </w:r>
-      <w:r>
-        <w:t xml:space="preserve"> (например, могут быть добавлены такие возможности, как ведение переписки</w:t>
-      </w:r>
-      <w:r>
-        <w:t xml:space="preserve"> между пользователями</w:t>
-      </w:r>
-      <w:r>
-        <w:t xml:space="preserve">, просмотр отзывов </w:t>
-      </w:r>
-      <w:r>
-        <w:t>о</w:t>
-      </w:r>
-      <w:r>
-        <w:t xml:space="preserve"> других пользовател</w:t>
-      </w:r>
-      <w:r>
-        <w:t>ях</w:t>
-      </w:r>
-      <w:r>
-        <w:t xml:space="preserve"> и т. п.)</w:t>
-      </w:r>
-      <w:r>
-        <w:t xml:space="preserve">, а потому следует заранее позаботиться о том, чтобы масштабировать код было просто. Для этого стоит разработать гибкую архитектуру, позволяющую </w:t>
-      </w:r>
-      <w:r>
-        <w:t>добавлять новые возможности, затрагивая как можно меньше реализацию уже существующих.</w:t>
-      </w:r>
-    </w:p>
-    <w:p>
-      <w:pPr>
-        <w:pStyle w:val="aa"/>
-      </w:pPr>
-      <w:r>
-        <w:t xml:space="preserve">Рассмотрим типичные </w:t>
-      </w:r>
-      <w:r>
-        <w:t>примеры использования</w:t>
-      </w:r>
-      <w:r>
-        <w:t xml:space="preserve"> приложения.</w:t>
-      </w:r>
-    </w:p>
-    <w:p>
-      <w:pPr>
-        <w:pStyle w:val="aa"/>
-      </w:pPr>
-      <w:r>
-        <w:t>Действующее лицо – человек, которому необходимо</w:t>
-      </w:r>
-      <w:r>
-        <w:t xml:space="preserve"> купить некоторый товар.</w:t>
-      </w:r>
-    </w:p>
-    <w:p>
-      <w:pPr>
-        <w:pStyle w:val="aa"/>
-      </w:pPr>
-      <w:r>
-        <w:t>Вероятные проблемы:</w:t>
-      </w:r>
-    </w:p>
-    <w:p>
-      <w:pPr>
-        <w:pStyle w:val="aa"/>
+      <w:proofErr w:type="spellStart"/>
+      <w:r>
+        <w:rPr>
+          <w:i/>
+          <w:lang w:val="en-US"/>
+        </w:rPr>
+        <w:t>js</w:t>
+      </w:r>
+      <w:proofErr w:type="spellEnd"/>
+      <w:r>
+        <w:t xml:space="preserve">. Он значительно упрощает реализацию </w:t>
+      </w:r>
+      <w:r>
+        <w:rPr>
+          <w:i/>
+          <w:lang w:val="en-US"/>
+        </w:rPr>
+        <w:t>SPA</w:t>
+      </w:r>
+      <w:r>
+        <w:t>, позволяет писать более декларативный код, удобно разбивать приложение на компоненты</w:t>
+      </w:r>
+      <w:r>
+        <w:t xml:space="preserve">. </w:t>
+      </w:r>
+      <w:proofErr w:type="spellStart"/>
+      <w:r>
+        <w:rPr>
+          <w:lang w:val="en-US"/>
+        </w:rPr>
+        <w:t>Vue</w:t>
+      </w:r>
+      <w:proofErr w:type="spellEnd"/>
+      <w:r>
+        <w:t>.</w:t>
+      </w:r>
+      <w:proofErr w:type="spellStart"/>
+      <w:r>
+        <w:rPr>
+          <w:lang w:val="en-US"/>
+        </w:rPr>
+        <w:t>js</w:t>
+      </w:r>
+      <w:proofErr w:type="spellEnd"/>
+      <w:r>
+        <w:t xml:space="preserve"> также реализовывает нечто похожее на архитектуру </w:t>
+      </w:r>
+      <w:r>
+        <w:rPr>
+          <w:lang w:val="en-US"/>
+        </w:rPr>
+        <w:t>MVVM</w:t>
+      </w:r>
+      <w:r>
+        <w:t xml:space="preserve"> [4]</w:t>
+      </w:r>
+      <w:r>
+        <w:t>.</w:t>
+      </w:r>
+    </w:p>
+    <w:p>
+      <w:pPr>
+        <w:pStyle w:val="aa"/>
+      </w:pPr>
+      <w:r>
+        <w:t xml:space="preserve">В связке с </w:t>
+      </w:r>
+      <w:proofErr w:type="spellStart"/>
+      <w:r>
+        <w:rPr>
+          <w:lang w:val="en-US"/>
+        </w:rPr>
+        <w:t>Vue</w:t>
+      </w:r>
+      <w:proofErr w:type="spellEnd"/>
+      <w:r>
+        <w:t>.</w:t>
+      </w:r>
+      <w:proofErr w:type="spellStart"/>
+      <w:r>
+        <w:rPr>
+          <w:lang w:val="en-US"/>
+        </w:rPr>
+        <w:t>js</w:t>
+      </w:r>
+      <w:proofErr w:type="spellEnd"/>
+      <w:r>
+        <w:t xml:space="preserve"> будет использован </w:t>
+      </w:r>
+      <w:r>
+        <w:rPr>
+          <w:i/>
+          <w:lang w:val="en-US"/>
+        </w:rPr>
+        <w:t>Typescript</w:t>
+      </w:r>
+      <w:r>
+        <w:t xml:space="preserve">. </w:t>
+      </w:r>
+      <w:proofErr w:type="spellStart"/>
+      <w:r>
+        <w:rPr>
+          <w:i/>
+        </w:rPr>
+        <w:t>TypeScript</w:t>
+      </w:r>
+      <w:proofErr w:type="spellEnd"/>
+      <w:r>
+        <w:t xml:space="preserve"> отличается от </w:t>
+      </w:r>
+      <w:proofErr w:type="spellStart"/>
+      <w:r>
+        <w:rPr>
+          <w:i/>
+        </w:rPr>
+        <w:t>JavaScript</w:t>
+      </w:r>
+      <w:proofErr w:type="spellEnd"/>
+      <w:r>
+        <w:t xml:space="preserve"> возможностью явного статического назначения типов, поддержкой использования полноценных классов (как в традиционных объектно-ориентированных языках), а также поддержкой подключения модулей, что призвано повысить скорость разработки, облегчить читаемость, </w:t>
+      </w:r>
+      <w:proofErr w:type="spellStart"/>
+      <w:r>
+        <w:t>рефакторинг</w:t>
+      </w:r>
+      <w:proofErr w:type="spellEnd"/>
+      <w:r>
+        <w:t xml:space="preserve"> и повторное использование кода, помочь осуществлять поиск ошибок на этапе разработки и компиляции, и, возможно, ускорить выполнение программ</w:t>
+      </w:r>
+      <w:r>
+        <w:t xml:space="preserve"> [5]</w:t>
+      </w:r>
+      <w:r>
+        <w:t>.</w:t>
+      </w:r>
+    </w:p>
+    <w:p>
+      <w:pPr>
+        <w:pStyle w:val="aa"/>
+      </w:pPr>
+      <w:r>
+        <w:t xml:space="preserve">В качестве языка, на котором будет реализована бизнес-логика серверной части был выбран </w:t>
+      </w:r>
+      <w:r>
+        <w:rPr>
+          <w:i/>
+          <w:lang w:val="en-US"/>
+        </w:rPr>
+        <w:t>PHP</w:t>
+      </w:r>
+      <w:r>
+        <w:t xml:space="preserve"> – </w:t>
+      </w:r>
+      <w:r>
+        <w:rPr>
+          <w:lang w:val="en-US"/>
+        </w:rPr>
+        <w:t>C</w:t>
+      </w:r>
+      <w:r>
+        <w:t xml:space="preserve">-подобный </w:t>
+      </w:r>
+      <w:proofErr w:type="spellStart"/>
+      <w:r>
+        <w:t>мультипарадигмальный</w:t>
+      </w:r>
+      <w:proofErr w:type="spellEnd"/>
+      <w:r>
+        <w:t xml:space="preserve"> (поддерживающий в т. ч. ООП) язык программирования, используемый преимущественно для разработки веб-приложений</w:t>
+      </w:r>
+      <w:r>
+        <w:t xml:space="preserve"> [</w:t>
+      </w:r>
+      <w:r>
+        <w:t>6</w:t>
+      </w:r>
+      <w:r>
+        <w:t>]</w:t>
+      </w:r>
+      <w:r>
+        <w:t xml:space="preserve">. По состоянию на 2021 год </w:t>
+      </w:r>
+      <w:r>
+        <w:rPr>
+          <w:lang w:val="en-US"/>
+        </w:rPr>
+        <w:t>PHP</w:t>
+      </w:r>
+      <w:r>
+        <w:t xml:space="preserve"> занимал 79.2% рынка веб-разработки</w:t>
+      </w:r>
+      <w:r>
+        <w:t xml:space="preserve"> [</w:t>
+      </w:r>
+      <w:r>
+        <w:t>7</w:t>
+      </w:r>
+      <w:r>
+        <w:t>]</w:t>
+      </w:r>
+      <w:r>
+        <w:t>.</w:t>
+      </w:r>
+      <w:r>
+        <w:t xml:space="preserve"> PHP имеет ч</w:t>
+      </w:r>
+      <w:r>
         <w:rPr>
           <w:rStyle w:val="af6"/>
           <w:rFonts w:ascii="Times New Roman" w:hAnsi="Times New Roman" w:cs="Times New Roman"/>
-        </w:rPr>
-      </w:pPr>
-      <w:r>
-        <w:t>–</w:t>
-      </w:r>
-      <w:r>
-        <w:rPr>
-          <w:lang w:val="en-US"/>
-        </w:rPr>
-        <w:t> </w:t>
-      </w:r>
-      <w:r>
-        <w:t xml:space="preserve">Пользователь не </w:t>
-      </w:r>
-      <w:r>
-        <w:t>за</w:t>
-      </w:r>
-      <w:r>
-        <w:t xml:space="preserve">хочет </w:t>
-      </w:r>
+          <w:lang w:eastAsia="en-US"/>
+        </w:rPr>
+        <w:t xml:space="preserve">еткую специализацию по написанию </w:t>
+      </w:r>
+      <w:proofErr w:type="spellStart"/>
       <w:r>
         <w:rPr>
           <w:rStyle w:val="af6"/>
           <w:rFonts w:ascii="Times New Roman" w:hAnsi="Times New Roman" w:cs="Times New Roman"/>
-        </w:rPr>
-        <w:t>регистрироваться. Решение: позволить пользователю пройти почти все</w:t>
-      </w:r>
+          <w:lang w:eastAsia="en-US"/>
+        </w:rPr>
+        <w:t>бэкенда</w:t>
+      </w:r>
+      <w:proofErr w:type="spellEnd"/>
       <w:r>
         <w:rPr>
           <w:rStyle w:val="af6"/>
           <w:rFonts w:ascii="Times New Roman" w:hAnsi="Times New Roman" w:cs="Times New Roman"/>
-        </w:rPr>
-        <w:t xml:space="preserve"> (или все)</w:t>
+          <w:lang w:eastAsia="en-US"/>
+        </w:rPr>
+        <w:t xml:space="preserve"> для проектов разной сложности</w:t>
       </w:r>
       <w:r>
         <w:rPr>
           <w:rStyle w:val="af6"/>
           <w:rFonts w:ascii="Times New Roman" w:hAnsi="Times New Roman" w:cs="Times New Roman"/>
-        </w:rPr>
-        <w:t xml:space="preserve"> этапы без регистрации и заставить зарегистрироваться только в конце</w:t>
+          <w:lang w:eastAsia="en-US"/>
+        </w:rPr>
+        <w:t xml:space="preserve"> [8]</w:t>
       </w:r>
       <w:r>
         <w:rPr>
@@ -2846,31 +3562,80 @@
         </w:rPr>
         <w:t>.</w:t>
       </w:r>
-    </w:p>
-    <w:p>
-      <w:pPr>
-        <w:pStyle w:val="aa"/>
-      </w:pPr>
+      <w:r>
+        <w:t xml:space="preserve"> Причины выбора именно этого языка:</w:t>
+      </w:r>
+    </w:p>
+    <w:p>
+      <w:pPr>
+        <w:pStyle w:val="aa"/>
+        <w:rPr>
+          <w:rStyle w:val="af6"/>
+          <w:rFonts w:ascii="Times New Roman" w:hAnsi="Times New Roman" w:cs="Times New Roman"/>
+        </w:rPr>
+      </w:pPr>
+      <w:r>
+        <w:t>–</w:t>
+      </w:r>
+      <w:r>
+        <w:rPr>
+          <w:lang w:val="en-US"/>
+        </w:rPr>
+        <w:t> </w:t>
+      </w:r>
+      <w:r>
+        <w:rPr>
+          <w:rStyle w:val="af6"/>
+          <w:rFonts w:ascii="Times New Roman" w:hAnsi="Times New Roman" w:cs="Times New Roman"/>
+        </w:rPr>
+        <w:t xml:space="preserve">Быстрое написание кода за счет </w:t>
+      </w:r>
       <w:proofErr w:type="spellStart"/>
       <w:r>
-        <w:t>Use</w:t>
+        <w:rPr>
+          <w:rStyle w:val="af6"/>
+          <w:rFonts w:ascii="Times New Roman" w:hAnsi="Times New Roman" w:cs="Times New Roman"/>
+        </w:rPr>
+        <w:t>заточенности</w:t>
       </w:r>
       <w:proofErr w:type="spellEnd"/>
       <w:r>
+        <w:rPr>
+          <w:rStyle w:val="af6"/>
+          <w:rFonts w:ascii="Times New Roman" w:hAnsi="Times New Roman" w:cs="Times New Roman"/>
+        </w:rPr>
         <w:t xml:space="preserve"> </w:t>
       </w:r>
-      <w:proofErr w:type="spellStart"/>
-      <w:r>
-        <w:t>Case</w:t>
-      </w:r>
-      <w:proofErr w:type="spellEnd"/>
-      <w:r>
-        <w:t>:</w:t>
-      </w:r>
-    </w:p>
-    <w:p>
-      <w:pPr>
-        <w:pStyle w:val="aa"/>
+      <w:r>
+        <w:rPr>
+          <w:rStyle w:val="af6"/>
+          <w:rFonts w:ascii="Times New Roman" w:hAnsi="Times New Roman" w:cs="Times New Roman"/>
+          <w:lang w:val="en-US"/>
+        </w:rPr>
+        <w:t>PHP</w:t>
+      </w:r>
+      <w:r>
+        <w:rPr>
+          <w:rStyle w:val="af6"/>
+          <w:rFonts w:ascii="Times New Roman" w:hAnsi="Times New Roman" w:cs="Times New Roman"/>
+        </w:rPr>
+        <w:t xml:space="preserve"> под конкретные задачи</w:t>
+      </w:r>
+      <w:r>
+        <w:rPr>
+          <w:rStyle w:val="af6"/>
+          <w:rFonts w:ascii="Times New Roman" w:hAnsi="Times New Roman" w:cs="Times New Roman"/>
+        </w:rPr>
+        <w:t>;</w:t>
+      </w:r>
+    </w:p>
+    <w:p>
+      <w:pPr>
+        <w:pStyle w:val="aa"/>
+        <w:rPr>
+          <w:rStyle w:val="af6"/>
+          <w:rFonts w:ascii="Times New Roman" w:hAnsi="Times New Roman" w:cs="Times New Roman"/>
+        </w:rPr>
       </w:pPr>
       <w:r>
         <w:t>–</w:t>
@@ -2882,12 +3647,17 @@
         <w:t> </w:t>
       </w:r>
       <w:r>
-        <w:t xml:space="preserve">Пользователь </w:t>
-      </w:r>
-      <w:r>
-        <w:t>попадает на сайт</w:t>
-      </w:r>
-      <w:r>
+        <w:rPr>
+          <w:rStyle w:val="af6"/>
+          <w:rFonts w:ascii="Times New Roman" w:hAnsi="Times New Roman" w:cs="Times New Roman"/>
+        </w:rPr>
+        <w:t>Гибкость, универсальность, кроссплатформенность</w:t>
+      </w:r>
+      <w:r>
+        <w:rPr>
+          <w:rStyle w:val="af6"/>
+          <w:rFonts w:ascii="Times New Roman" w:hAnsi="Times New Roman" w:cs="Times New Roman"/>
+        </w:rPr>
         <w:t>;</w:t>
       </w:r>
     </w:p>
@@ -2905,7 +3675,7 @@
         <w:t> </w:t>
       </w:r>
       <w:r>
-        <w:t>Пользователь вводит свой запрос в поисковую строку</w:t>
+        <w:t>Большое сообщество разработчиков</w:t>
       </w:r>
       <w:r>
         <w:t>;</w:t>
@@ -2925,7 +3695,57 @@
         <w:t> </w:t>
       </w:r>
       <w:r>
-        <w:t>При желании пользователь добавляет фильтры</w:t>
+        <w:t>Наличие неплохой документации</w:t>
+      </w:r>
+      <w:r>
+        <w:t xml:space="preserve"> [9]</w:t>
+      </w:r>
+      <w:r>
+        <w:t>.</w:t>
+      </w:r>
+    </w:p>
+    <w:p>
+      <w:pPr>
+        <w:pStyle w:val="aa"/>
+      </w:pPr>
+      <w:r>
+        <w:t xml:space="preserve">В качестве СУБД будет использована </w:t>
+      </w:r>
+      <w:r>
+        <w:rPr>
+          <w:i/>
+          <w:lang w:val="en-US"/>
+        </w:rPr>
+        <w:t>MySQL</w:t>
+      </w:r>
+      <w:r>
+        <w:t>. Причины такого выбора:</w:t>
+      </w:r>
+    </w:p>
+    <w:p>
+      <w:pPr>
+        <w:pStyle w:val="aa"/>
+      </w:pPr>
+      <w:r>
+        <w:t>–</w:t>
+      </w:r>
+      <w:r>
+        <w:rPr>
+          <w:lang w:val="en-US"/>
+        </w:rPr>
+        <w:t> </w:t>
+      </w:r>
+      <w:r>
+        <w:t>Бесплатность</w:t>
+      </w:r>
+      <w:r>
+        <w:t xml:space="preserve"> [</w:t>
+      </w:r>
+      <w:r>
+        <w:t>10</w:t>
+      </w:r>
+      <w:r>
+        <w:t>]</w:t>
       </w:r>
       <w:r>
         <w:t>;</w:t>
@@ -2945,7 +3765,14 @@
         <w:t> </w:t>
       </w:r>
       <w:r>
-        <w:t>Пользователь видит список подходящих объявлений</w:t>
+        <w:rPr>
+          <w:i/>
+          <w:lang w:val="en-US"/>
+        </w:rPr>
+        <w:t>SQL</w:t>
+      </w:r>
+      <w:r>
+        <w:t xml:space="preserve"> в качестве языка запросов</w:t>
       </w:r>
       <w:r>
         <w:t>;</w:t>
@@ -2965,7 +3792,13 @@
         <w:t> </w:t>
       </w:r>
       <w:r>
-        <w:t>Пользователь просматривает разные объявления и находит то, что удовлетворяет его запросам</w:t>
+        <w:t>Хорошая скорость работы</w:t>
+      </w:r>
+      <w:r>
+        <w:t xml:space="preserve"> </w:t>
+      </w:r>
+      <w:r>
+        <w:t>[11]</w:t>
       </w:r>
       <w:r>
         <w:t>;</w:t>
@@ -2976,233 +3809,47 @@
         <w:pStyle w:val="aa"/>
       </w:pPr>
       <w:r>
+        <w:t>–</w:t>
+      </w:r>
+      <w:r>
+        <w:rPr>
+          <w:lang w:val="en-US"/>
+        </w:rPr>
+        <w:t> </w:t>
+      </w:r>
+      <w:r>
+        <w:t>Безопасность</w:t>
+      </w:r>
+      <w:r>
+        <w:t xml:space="preserve"> [12]</w:t>
+      </w:r>
+      <w:r>
+        <w:t>.</w:t>
+      </w:r>
+    </w:p>
+    <w:p>
+      <w:pPr>
+        <w:rPr>
+          <w:rFonts w:eastAsia="Times New Roman"/>
+          <w:bCs/>
+          <w:iCs/>
+          <w:lang w:val="ru-RU"/>
+        </w:rPr>
+      </w:pPr>
+      <w:r>
+        <w:br w:type="page"/>
+      </w:r>
+    </w:p>
+    <w:p>
+      <w:pPr>
+        <w:pStyle w:val="2"/>
+      </w:pPr>
+      <w:r>
         <w:lastRenderedPageBreak/>
-        <w:t>–</w:t>
-      </w:r>
-      <w:r>
-        <w:rPr>
-          <w:lang w:val="en-US"/>
-        </w:rPr>
-        <w:t> </w:t>
-      </w:r>
-      <w:r>
-        <w:t>Если автор объявления не разрешил просмотр контактных данных неавторизованным пользователям, то пользователь регистрируется</w:t>
-      </w:r>
-      <w:r>
-        <w:t>;</w:t>
-      </w:r>
-    </w:p>
-    <w:p>
-      <w:pPr>
-        <w:pStyle w:val="aa"/>
-      </w:pPr>
-      <w:r>
-        <w:t>–</w:t>
-      </w:r>
-      <w:r>
-        <w:rPr>
-          <w:lang w:val="en-US"/>
-        </w:rPr>
-        <w:t> </w:t>
-      </w:r>
-      <w:r>
-        <w:t>Пользователь вступает в контакт с создателем объявления и совершает сделку</w:t>
-      </w:r>
-      <w:r>
-        <w:t>.</w:t>
-      </w:r>
-    </w:p>
-    <w:p>
-      <w:pPr>
-        <w:pStyle w:val="aa"/>
-      </w:pPr>
-      <w:r>
-        <w:t xml:space="preserve">Теперь </w:t>
-      </w:r>
-      <w:r>
-        <w:t>рассмотрим процесс взаимодействия</w:t>
-      </w:r>
-      <w:r>
-        <w:t xml:space="preserve"> с </w:t>
-      </w:r>
-      <w:proofErr w:type="gramStart"/>
-      <w:r>
-        <w:t>приложением</w:t>
-      </w:r>
-      <w:proofErr w:type="gramEnd"/>
-      <w:r>
-        <w:t xml:space="preserve"> с другой стороны.</w:t>
-      </w:r>
-    </w:p>
-    <w:p>
-      <w:pPr>
-        <w:pStyle w:val="aa"/>
-      </w:pPr>
-      <w:r>
-        <w:t>Действующее лицо – человек, которому необходимо продать некий товар.</w:t>
-      </w:r>
-    </w:p>
-    <w:p>
-      <w:pPr>
-        <w:pStyle w:val="aa"/>
-      </w:pPr>
-      <w:r>
-        <w:t>Вероятные проблемы:</w:t>
-      </w:r>
-    </w:p>
-    <w:p>
-      <w:pPr>
-        <w:pStyle w:val="aa"/>
-      </w:pPr>
-      <w:r>
-        <w:t>–</w:t>
-      </w:r>
-      <w:r>
-        <w:rPr>
-          <w:lang w:val="en-US"/>
-        </w:rPr>
-        <w:t> </w:t>
-      </w:r>
-      <w:r>
-        <w:t>Пользователь не хочет выкладывать свои контактные данные в открытый доступ. Решение: добавить возможность запрета просмотра контактных данных неавторизованным пользователям; добавить возможность добавлять различные контактные данные, например, не только номер телефона, но и ссылки мессенджеры и т. п.</w:t>
-      </w:r>
-    </w:p>
-    <w:p>
-      <w:pPr>
-        <w:pStyle w:val="aa"/>
-      </w:pPr>
-      <w:proofErr w:type="spellStart"/>
-      <w:r>
-        <w:t>Use</w:t>
-      </w:r>
-      <w:proofErr w:type="spellEnd"/>
-      <w:r>
-        <w:t xml:space="preserve"> </w:t>
-      </w:r>
-      <w:proofErr w:type="spellStart"/>
-      <w:r>
-        <w:t>Case</w:t>
-      </w:r>
-      <w:proofErr w:type="spellEnd"/>
-      <w:r>
-        <w:t>:</w:t>
-      </w:r>
-    </w:p>
-    <w:p>
-      <w:pPr>
-        <w:pStyle w:val="aa"/>
-      </w:pPr>
-      <w:r>
-        <w:t>–</w:t>
-      </w:r>
-      <w:r>
-        <w:rPr>
-          <w:lang w:val="en-US"/>
-        </w:rPr>
-        <w:t> </w:t>
-      </w:r>
-      <w:r>
-        <w:t>Пользователь попадает на сайт</w:t>
-      </w:r>
-      <w:r>
-        <w:t>;</w:t>
-      </w:r>
-    </w:p>
-    <w:p>
-      <w:pPr>
-        <w:pStyle w:val="aa"/>
-      </w:pPr>
-      <w:r>
-        <w:t>–</w:t>
-      </w:r>
-      <w:r>
-        <w:rPr>
-          <w:lang w:val="en-US"/>
-        </w:rPr>
-        <w:t> </w:t>
-      </w:r>
-      <w:r>
-        <w:t>Пользователь регистрируется</w:t>
-      </w:r>
-      <w:r>
-        <w:t>;</w:t>
-      </w:r>
-    </w:p>
-    <w:p>
-      <w:pPr>
-        <w:pStyle w:val="aa"/>
-      </w:pPr>
-      <w:r>
-        <w:t>–</w:t>
-      </w:r>
-      <w:r>
-        <w:rPr>
-          <w:lang w:val="en-US"/>
-        </w:rPr>
-        <w:t> </w:t>
-      </w:r>
-      <w:r>
-        <w:t>Пользователь создает объявление</w:t>
-      </w:r>
-      <w:r>
-        <w:t>;</w:t>
-      </w:r>
-    </w:p>
-    <w:p>
-      <w:pPr>
-        <w:pStyle w:val="aa"/>
-      </w:pPr>
-      <w:r>
-        <w:t>–</w:t>
-      </w:r>
-      <w:r>
-        <w:rPr>
-          <w:lang w:val="en-US"/>
-        </w:rPr>
-        <w:t> </w:t>
-      </w:r>
-      <w:r>
-        <w:t>Пользователь ждет пока с ним свяжутся</w:t>
-      </w:r>
-      <w:r>
-        <w:t>;</w:t>
-      </w:r>
-    </w:p>
-    <w:p>
-      <w:pPr>
-        <w:pStyle w:val="aa"/>
-      </w:pPr>
-      <w:r>
-        <w:t>–</w:t>
-      </w:r>
-      <w:r>
-        <w:rPr>
-          <w:lang w:val="en-US"/>
-        </w:rPr>
-        <w:t> </w:t>
-      </w:r>
-      <w:r>
-        <w:t>Другой пользователь вступает в контакт с этим и совершает сделку</w:t>
-      </w:r>
-      <w:r>
-        <w:t>.</w:t>
-      </w:r>
-    </w:p>
-    <w:p>
-      <w:pPr>
-        <w:pStyle w:val="a"/>
-        <w:numPr>
-          <w:ilvl w:val="0"/>
-          <w:numId w:val="0"/>
-        </w:numPr>
-      </w:pPr>
-    </w:p>
-    <w:p>
-      <w:pPr>
-        <w:pStyle w:val="3"/>
-      </w:pPr>
-      <w:r>
-        <w:t>1.2 Обоснование и описание выбора языка программирования, средств разработки, используемых технологий и сторонних библиотек</w:t>
+        <w:t>2 </w:t>
+      </w:r>
+      <w:r>
+        <w:t>ПРОЕКТИРОВАНИЕ И РАЗРАБОТКА ПРОГРАММНОГО СРЕДСТВА</w:t>
       </w:r>
     </w:p>
     <w:p>
@@ -3211,639 +3858,17 @@
         <w:ind w:firstLine="709"/>
         <w:jc w:val="both"/>
         <w:rPr>
-          <w:rFonts w:eastAsia="Times New Roman"/>
-          <w:lang w:val="ru-RU"/>
-        </w:rPr>
-      </w:pPr>
-    </w:p>
-    <w:p>
-      <w:pPr>
-        <w:pStyle w:val="aa"/>
-      </w:pPr>
-      <w:r>
-        <w:t>Веб-приложение – вид клиент-серверного приложения</w:t>
-      </w:r>
-      <w:r>
-        <w:t xml:space="preserve"> [1]</w:t>
-      </w:r>
-      <w:r>
-        <w:t>. Соответственно, вся логика должна быть распределена между клиентской и серверной частью. Серверная часть в свою очередь включает в себя какую-то бизнес-логику и базу данных.</w:t>
-      </w:r>
-    </w:p>
-    <w:p>
-      <w:pPr>
-        <w:pStyle w:val="aa"/>
-      </w:pPr>
-      <w:r>
-        <w:t>В приложении стоит реализовать толстый клиент</w:t>
-      </w:r>
-      <w:r>
-        <w:t xml:space="preserve"> [2]</w:t>
-      </w:r>
-      <w:r>
-        <w:t>. Толстый клиент меньше зависит от сервера. Это позволит уменьшить траффик между клиентом и сервером в течение работы с приложением (хотя при этом</w:t>
-      </w:r>
-      <w:r>
-        <w:t>, конечно,</w:t>
-      </w:r>
-      <w:r>
-        <w:t xml:space="preserve"> увеличит время загрузки), за счет чего работа с приложением станет более плавной и приятной</w:t>
-      </w:r>
-      <w:r>
-        <w:t>. Также снизится нагрузка</w:t>
-      </w:r>
-      <w:r>
-        <w:t xml:space="preserve"> на сервер, а, следовательно,</w:t>
-      </w:r>
-      <w:r>
-        <w:t xml:space="preserve"> уменьшатся </w:t>
-      </w:r>
-      <w:r>
-        <w:t>затрат</w:t>
-      </w:r>
-      <w:r>
-        <w:t>ы</w:t>
-      </w:r>
-      <w:r>
-        <w:t xml:space="preserve"> на хостинг-услуги</w:t>
-      </w:r>
-      <w:r>
-        <w:t>.</w:t>
-      </w:r>
-      <w:r>
-        <w:t xml:space="preserve"> Сайт будет представлять из себя </w:t>
-      </w:r>
-      <w:r>
-        <w:rPr>
-          <w:i/>
-          <w:lang w:val="en-US"/>
-        </w:rPr>
-        <w:t>SPA</w:t>
-      </w:r>
-      <w:r>
-        <w:t>.</w:t>
-      </w:r>
-    </w:p>
-    <w:p>
-      <w:pPr>
-        <w:pStyle w:val="aa"/>
-      </w:pPr>
-      <w:r>
-        <w:t xml:space="preserve">Для того, чтобы снизить временные затраты на реализацию клиентской части приложения, было принято решение использовать </w:t>
-      </w:r>
-      <w:proofErr w:type="spellStart"/>
-      <w:r>
-        <w:t>фреймворк</w:t>
-      </w:r>
-      <w:proofErr w:type="spellEnd"/>
-      <w:r>
-        <w:t xml:space="preserve"> </w:t>
-      </w:r>
-      <w:proofErr w:type="spellStart"/>
-      <w:r>
-        <w:rPr>
-          <w:i/>
-          <w:lang w:val="en-US"/>
-        </w:rPr>
-        <w:t>Vue</w:t>
-      </w:r>
-      <w:proofErr w:type="spellEnd"/>
-      <w:r>
-        <w:rPr>
-          <w:i/>
-        </w:rPr>
-        <w:t>.</w:t>
-      </w:r>
-      <w:proofErr w:type="spellStart"/>
-      <w:r>
-        <w:rPr>
-          <w:i/>
-          <w:lang w:val="en-US"/>
-        </w:rPr>
-        <w:t>js</w:t>
-      </w:r>
-      <w:proofErr w:type="spellEnd"/>
-      <w:r>
-        <w:t xml:space="preserve">. Он значительно упрощает реализацию </w:t>
-      </w:r>
-      <w:r>
-        <w:rPr>
-          <w:i/>
-          <w:lang w:val="en-US"/>
-        </w:rPr>
-        <w:t>SPA</w:t>
-      </w:r>
-      <w:r>
-        <w:t xml:space="preserve">, позволяет писать более </w:t>
-      </w:r>
-      <w:r>
-        <w:lastRenderedPageBreak/>
-        <w:t>декларативный код, удобно разбивать приложение на компоненты</w:t>
-      </w:r>
-      <w:r>
-        <w:t xml:space="preserve">. </w:t>
-      </w:r>
-      <w:proofErr w:type="spellStart"/>
-      <w:r>
-        <w:rPr>
-          <w:lang w:val="en-US"/>
-        </w:rPr>
-        <w:t>Vue</w:t>
-      </w:r>
-      <w:proofErr w:type="spellEnd"/>
-      <w:r>
-        <w:t>.</w:t>
-      </w:r>
-      <w:proofErr w:type="spellStart"/>
-      <w:r>
-        <w:rPr>
-          <w:lang w:val="en-US"/>
-        </w:rPr>
-        <w:t>js</w:t>
-      </w:r>
-      <w:proofErr w:type="spellEnd"/>
-      <w:r>
-        <w:t xml:space="preserve"> также реализовывает нечто похожее на архитектуру </w:t>
-      </w:r>
-      <w:r>
-        <w:rPr>
-          <w:lang w:val="en-US"/>
-        </w:rPr>
-        <w:t>MVVM</w:t>
-      </w:r>
-      <w:r>
-        <w:t xml:space="preserve"> [4]</w:t>
-      </w:r>
-      <w:r>
-        <w:t>.</w:t>
-      </w:r>
-    </w:p>
-    <w:p>
-      <w:pPr>
-        <w:pStyle w:val="aa"/>
-      </w:pPr>
-      <w:r>
-        <w:t xml:space="preserve">В связке с </w:t>
-      </w:r>
-      <w:proofErr w:type="spellStart"/>
-      <w:r>
-        <w:rPr>
-          <w:lang w:val="en-US"/>
-        </w:rPr>
-        <w:t>Vue</w:t>
-      </w:r>
-      <w:proofErr w:type="spellEnd"/>
-      <w:r>
-        <w:t>.</w:t>
-      </w:r>
-      <w:proofErr w:type="spellStart"/>
-      <w:r>
-        <w:rPr>
-          <w:lang w:val="en-US"/>
-        </w:rPr>
-        <w:t>js</w:t>
-      </w:r>
-      <w:proofErr w:type="spellEnd"/>
-      <w:r>
-        <w:t xml:space="preserve"> будет использован </w:t>
-      </w:r>
-      <w:r>
-        <w:rPr>
-          <w:i/>
-          <w:lang w:val="en-US"/>
-        </w:rPr>
-        <w:t>Typescript</w:t>
-      </w:r>
-      <w:r>
-        <w:t xml:space="preserve">. </w:t>
-      </w:r>
-      <w:proofErr w:type="spellStart"/>
-      <w:r>
-        <w:rPr>
-          <w:i/>
-        </w:rPr>
-        <w:t>TypeScript</w:t>
-      </w:r>
-      <w:proofErr w:type="spellEnd"/>
-      <w:r>
-        <w:t xml:space="preserve"> отличается от </w:t>
-      </w:r>
-      <w:proofErr w:type="spellStart"/>
-      <w:r>
-        <w:rPr>
-          <w:i/>
-        </w:rPr>
-        <w:t>JavaScript</w:t>
-      </w:r>
-      <w:proofErr w:type="spellEnd"/>
-      <w:r>
-        <w:t xml:space="preserve"> возможностью явного статического назначения типов, поддержкой использования полноценных классов (как в традиционных объектно-ориентированных языках), а также поддержкой подключения модулей, что призвано повысить скорость разработки, облегчить читаемость, </w:t>
-      </w:r>
-      <w:proofErr w:type="spellStart"/>
-      <w:r>
-        <w:t>рефакторинг</w:t>
-      </w:r>
-      <w:proofErr w:type="spellEnd"/>
-      <w:r>
-        <w:t xml:space="preserve"> и повторное использование кода, помочь осуществлять поиск ошибок на этапе разработки и компиляции, и, возможно, ускорить выполнение программ</w:t>
-      </w:r>
-      <w:r>
-        <w:t xml:space="preserve"> [5]</w:t>
-      </w:r>
-      <w:r>
-        <w:t>.</w:t>
-      </w:r>
-    </w:p>
-    <w:p>
-      <w:pPr>
-        <w:pStyle w:val="aa"/>
-      </w:pPr>
-      <w:r>
-        <w:t xml:space="preserve">В качестве языка, на котором будет реализована бизнес-логика серверной части был выбран </w:t>
-      </w:r>
-      <w:r>
-        <w:rPr>
-          <w:i/>
-          <w:lang w:val="en-US"/>
-        </w:rPr>
-        <w:t>PHP</w:t>
-      </w:r>
-      <w:r>
-        <w:t xml:space="preserve"> – </w:t>
-      </w:r>
-      <w:r>
-        <w:rPr>
-          <w:lang w:val="en-US"/>
-        </w:rPr>
-        <w:t>C</w:t>
-      </w:r>
-      <w:r>
-        <w:t xml:space="preserve">-подобный </w:t>
-      </w:r>
-      <w:proofErr w:type="spellStart"/>
-      <w:r>
-        <w:t>мультипарадигмальный</w:t>
-      </w:r>
-      <w:proofErr w:type="spellEnd"/>
-      <w:r>
-        <w:t xml:space="preserve"> (поддерживающий в т. ч. ООП) язык программирования, используемый преимущественно для разработки веб-приложений</w:t>
-      </w:r>
-      <w:r>
-        <w:t xml:space="preserve"> [</w:t>
-      </w:r>
-      <w:r>
-        <w:t>6</w:t>
-      </w:r>
-      <w:r>
-        <w:t>]</w:t>
-      </w:r>
-      <w:r>
-        <w:t xml:space="preserve">. По состоянию на 2021 год </w:t>
-      </w:r>
-      <w:r>
-        <w:rPr>
-          <w:lang w:val="en-US"/>
-        </w:rPr>
-        <w:t>PHP</w:t>
-      </w:r>
-      <w:r>
-        <w:t xml:space="preserve"> занимал 79.2% рынка веб-разработки</w:t>
-      </w:r>
-      <w:r>
-        <w:t xml:space="preserve"> [</w:t>
-      </w:r>
-      <w:r>
-        <w:t>7</w:t>
-      </w:r>
-      <w:r>
-        <w:t>]</w:t>
-      </w:r>
-      <w:r>
-        <w:t>.</w:t>
-      </w:r>
-      <w:r>
-        <w:t xml:space="preserve"> PHP имеет ч</w:t>
-      </w:r>
-      <w:r>
-        <w:rPr>
-          <w:rStyle w:val="af6"/>
-          <w:rFonts w:ascii="Times New Roman" w:hAnsi="Times New Roman" w:cs="Times New Roman"/>
-          <w:lang w:eastAsia="en-US"/>
-        </w:rPr>
-        <w:t xml:space="preserve">еткую специализацию по написанию </w:t>
-      </w:r>
-      <w:proofErr w:type="spellStart"/>
-      <w:r>
-        <w:rPr>
-          <w:rStyle w:val="af6"/>
-          <w:rFonts w:ascii="Times New Roman" w:hAnsi="Times New Roman" w:cs="Times New Roman"/>
-          <w:lang w:eastAsia="en-US"/>
-        </w:rPr>
-        <w:t>бэкенда</w:t>
-      </w:r>
-      <w:proofErr w:type="spellEnd"/>
-      <w:r>
-        <w:rPr>
-          <w:rStyle w:val="af6"/>
-          <w:rFonts w:ascii="Times New Roman" w:hAnsi="Times New Roman" w:cs="Times New Roman"/>
-          <w:lang w:eastAsia="en-US"/>
-        </w:rPr>
-        <w:t xml:space="preserve"> для проектов разной сложности</w:t>
-      </w:r>
-      <w:r>
-        <w:rPr>
-          <w:rStyle w:val="af6"/>
-          <w:rFonts w:ascii="Times New Roman" w:hAnsi="Times New Roman" w:cs="Times New Roman"/>
-          <w:lang w:eastAsia="en-US"/>
-        </w:rPr>
-        <w:t xml:space="preserve"> [8]</w:t>
-      </w:r>
-      <w:r>
-        <w:rPr>
-          <w:rStyle w:val="af6"/>
-          <w:rFonts w:ascii="Times New Roman" w:hAnsi="Times New Roman" w:cs="Times New Roman"/>
-        </w:rPr>
-        <w:t>.</w:t>
-      </w:r>
-      <w:r>
-        <w:t xml:space="preserve"> Причины выбора именно этого языка:</w:t>
-      </w:r>
-    </w:p>
-    <w:p>
-      <w:pPr>
-        <w:pStyle w:val="aa"/>
-        <w:rPr>
-          <w:rStyle w:val="af6"/>
-          <w:rFonts w:ascii="Times New Roman" w:hAnsi="Times New Roman" w:cs="Times New Roman"/>
-        </w:rPr>
-      </w:pPr>
-      <w:r>
-        <w:t>–</w:t>
-      </w:r>
-      <w:r>
-        <w:rPr>
-          <w:lang w:val="en-US"/>
-        </w:rPr>
-        <w:t> </w:t>
-      </w:r>
-      <w:r>
-        <w:rPr>
-          <w:rStyle w:val="af6"/>
-          <w:rFonts w:ascii="Times New Roman" w:hAnsi="Times New Roman" w:cs="Times New Roman"/>
-        </w:rPr>
-        <w:t xml:space="preserve">Быстрое написание кода за счет </w:t>
-      </w:r>
-      <w:proofErr w:type="spellStart"/>
-      <w:r>
-        <w:rPr>
-          <w:rStyle w:val="af6"/>
-          <w:rFonts w:ascii="Times New Roman" w:hAnsi="Times New Roman" w:cs="Times New Roman"/>
-        </w:rPr>
-        <w:t>заточенности</w:t>
-      </w:r>
-      <w:proofErr w:type="spellEnd"/>
-      <w:r>
-        <w:rPr>
-          <w:rStyle w:val="af6"/>
-          <w:rFonts w:ascii="Times New Roman" w:hAnsi="Times New Roman" w:cs="Times New Roman"/>
-        </w:rPr>
-        <w:t xml:space="preserve"> </w:t>
-      </w:r>
-      <w:r>
-        <w:rPr>
-          <w:rStyle w:val="af6"/>
-          <w:rFonts w:ascii="Times New Roman" w:hAnsi="Times New Roman" w:cs="Times New Roman"/>
-          <w:lang w:val="en-US"/>
-        </w:rPr>
-        <w:t>PHP</w:t>
-      </w:r>
-      <w:r>
-        <w:rPr>
-          <w:rStyle w:val="af6"/>
-          <w:rFonts w:ascii="Times New Roman" w:hAnsi="Times New Roman" w:cs="Times New Roman"/>
-        </w:rPr>
-        <w:t xml:space="preserve"> под конкретные задачи</w:t>
-      </w:r>
-      <w:r>
-        <w:rPr>
-          <w:rStyle w:val="af6"/>
-          <w:rFonts w:ascii="Times New Roman" w:hAnsi="Times New Roman" w:cs="Times New Roman"/>
-        </w:rPr>
-        <w:t>;</w:t>
-      </w:r>
-    </w:p>
-    <w:p>
-      <w:pPr>
-        <w:pStyle w:val="aa"/>
-        <w:rPr>
-          <w:rStyle w:val="af6"/>
-          <w:rFonts w:ascii="Times New Roman" w:hAnsi="Times New Roman" w:cs="Times New Roman"/>
-        </w:rPr>
-      </w:pPr>
-      <w:r>
-        <w:t>–</w:t>
-      </w:r>
-      <w:r>
-        <w:rPr>
-          <w:lang w:val="en-US"/>
-        </w:rPr>
-        <w:t> </w:t>
-      </w:r>
-      <w:r>
-        <w:rPr>
-          <w:rStyle w:val="af6"/>
-          <w:rFonts w:ascii="Times New Roman" w:hAnsi="Times New Roman" w:cs="Times New Roman"/>
-        </w:rPr>
-        <w:t>Гибкость, универсальность, кроссплатформенность</w:t>
-      </w:r>
-      <w:r>
-        <w:rPr>
-          <w:rStyle w:val="af6"/>
-          <w:rFonts w:ascii="Times New Roman" w:hAnsi="Times New Roman" w:cs="Times New Roman"/>
-        </w:rPr>
-        <w:t>;</w:t>
-      </w:r>
-    </w:p>
-    <w:p>
-      <w:pPr>
-        <w:pStyle w:val="aa"/>
-      </w:pPr>
-      <w:r>
-        <w:t>–</w:t>
-      </w:r>
-      <w:r>
-        <w:rPr>
-          <w:lang w:val="en-US"/>
-        </w:rPr>
-        <w:t> </w:t>
-      </w:r>
-      <w:r>
-        <w:t>Большое сообщество разработчиков</w:t>
-      </w:r>
-      <w:r>
-        <w:t>;</w:t>
-      </w:r>
-    </w:p>
-    <w:p>
-      <w:pPr>
-        <w:pStyle w:val="aa"/>
-      </w:pPr>
-      <w:r>
-        <w:t>–</w:t>
-      </w:r>
-      <w:r>
-        <w:rPr>
-          <w:lang w:val="en-US"/>
-        </w:rPr>
-        <w:t> </w:t>
-      </w:r>
-      <w:r>
-        <w:t>Наличие неплохой документации</w:t>
-      </w:r>
-      <w:r>
-        <w:t xml:space="preserve"> [9]</w:t>
-      </w:r>
-      <w:r>
-        <w:t>.</w:t>
-      </w:r>
-    </w:p>
-    <w:p>
-      <w:pPr>
-        <w:pStyle w:val="aa"/>
-      </w:pPr>
-      <w:r>
-        <w:t xml:space="preserve">В качестве СУБД будет использована </w:t>
-      </w:r>
-      <w:r>
-        <w:rPr>
-          <w:i/>
-          <w:lang w:val="en-US"/>
-        </w:rPr>
-        <w:t>MySQL</w:t>
-      </w:r>
-      <w:r>
-        <w:t>. Причины такого выбора:</w:t>
-      </w:r>
-    </w:p>
-    <w:p>
-      <w:pPr>
-        <w:pStyle w:val="aa"/>
-      </w:pPr>
-      <w:r>
-        <w:t>–</w:t>
-      </w:r>
-      <w:r>
-        <w:rPr>
-          <w:lang w:val="en-US"/>
-        </w:rPr>
-        <w:t> </w:t>
-      </w:r>
-      <w:r>
-        <w:t>Бесплатность</w:t>
-      </w:r>
-      <w:r>
-        <w:t xml:space="preserve"> [</w:t>
-      </w:r>
-      <w:r>
-        <w:t>10</w:t>
-      </w:r>
-      <w:r>
-        <w:t>]</w:t>
-      </w:r>
-      <w:r>
-        <w:t>;</w:t>
-      </w:r>
-    </w:p>
-    <w:p>
-      <w:pPr>
-        <w:pStyle w:val="aa"/>
-      </w:pPr>
-      <w:r>
-        <w:t>–</w:t>
-      </w:r>
-      <w:r>
-        <w:rPr>
-          <w:lang w:val="en-US"/>
-        </w:rPr>
-        <w:t> </w:t>
-      </w:r>
-      <w:r>
-        <w:rPr>
-          <w:i/>
-          <w:lang w:val="en-US"/>
-        </w:rPr>
-        <w:t>SQL</w:t>
-      </w:r>
-      <w:r>
-        <w:t xml:space="preserve"> в качестве языка запросов</w:t>
-      </w:r>
-      <w:r>
-        <w:t>;</w:t>
-      </w:r>
-    </w:p>
-    <w:p>
-      <w:pPr>
-        <w:pStyle w:val="aa"/>
-      </w:pPr>
-      <w:r>
-        <w:t>–</w:t>
-      </w:r>
-      <w:r>
-        <w:rPr>
-          <w:lang w:val="en-US"/>
-        </w:rPr>
-        <w:t> </w:t>
-      </w:r>
-      <w:r>
-        <w:t>Хорошая скорость работы</w:t>
-      </w:r>
-      <w:r>
-        <w:t xml:space="preserve"> </w:t>
-      </w:r>
-      <w:r>
-        <w:t>[11]</w:t>
-      </w:r>
-      <w:r>
-        <w:t>;</w:t>
-      </w:r>
-    </w:p>
-    <w:p>
-      <w:pPr>
-        <w:pStyle w:val="aa"/>
-      </w:pPr>
-      <w:r>
-        <w:t>–</w:t>
-      </w:r>
-      <w:r>
-        <w:rPr>
-          <w:lang w:val="en-US"/>
-        </w:rPr>
-        <w:t> </w:t>
-      </w:r>
-      <w:r>
-        <w:t>Безопасность</w:t>
-      </w:r>
-      <w:r>
-        <w:t xml:space="preserve"> [12]</w:t>
-      </w:r>
-      <w:r>
-        <w:t>.</w:t>
-      </w:r>
-    </w:p>
-    <w:p>
-      <w:pPr>
-        <w:pStyle w:val="aa"/>
-      </w:pPr>
-    </w:p>
-    <w:p>
-      <w:pPr>
-        <w:pStyle w:val="2"/>
-      </w:pPr>
-      <w:r>
-        <w:t>2 </w:t>
-      </w:r>
-      <w:r>
-        <w:t>ПРОЕКТИРОВАНИЕ И РАЗРАБОТКА ПРОГРАММНОГО СРЕДСТВА</w:t>
+          <w:b/>
+          <w:bCs/>
+        </w:rPr>
+      </w:pPr>
+    </w:p>
+    <w:p>
+      <w:pPr>
+        <w:pStyle w:val="3"/>
+      </w:pPr>
+      <w:r>
+        <w:t>2.1 Проектирование архитектуры и описание состояний программного средства</w:t>
       </w:r>
     </w:p>
     <w:p>
@@ -3851,78 +3876,59 @@
         <w:spacing w:after="0" w:line="360" w:lineRule="exact"/>
         <w:ind w:firstLine="709"/>
         <w:jc w:val="both"/>
-        <w:rPr>
-          <w:b/>
-          <w:bCs/>
-        </w:rPr>
-      </w:pPr>
-    </w:p>
-    <w:p>
-      <w:pPr>
-        <w:pStyle w:val="3"/>
-      </w:pPr>
-      <w:r>
-        <w:t>2.1 Проектирование архитектуры и описание состояний программного средства</w:t>
-      </w:r>
+      </w:pPr>
     </w:p>
     <w:p>
       <w:pPr>
         <w:spacing w:after="0" w:line="360" w:lineRule="exact"/>
         <w:ind w:firstLine="709"/>
         <w:jc w:val="both"/>
-      </w:pPr>
+        <w:rPr>
+          <w:lang w:val="ru-RU"/>
+        </w:rPr>
+      </w:pPr>
+      <w:r>
+        <w:t>Клиент-серверное приложение представляет из себя обменива</w:t>
+      </w:r>
+      <w:r>
+        <w:t>ющиеся данными клиент и сервер</w:t>
+      </w:r>
+      <w:r>
+        <w:rPr>
+          <w:lang w:val="ru-RU"/>
+        </w:rPr>
+        <w:t xml:space="preserve"> </w:t>
+      </w:r>
+      <w:r>
+        <w:rPr>
+          <w:lang w:val="ru-RU"/>
+        </w:rPr>
+        <w:t>[</w:t>
+      </w:r>
+      <w:r>
+        <w:rPr>
+          <w:lang w:val="ru-RU"/>
+        </w:rPr>
+        <w:t>13</w:t>
+      </w:r>
+      <w:r>
+        <w:rPr>
+          <w:lang w:val="ru-RU"/>
+        </w:rPr>
+        <w:t>]</w:t>
+      </w:r>
+      <w:r>
+        <w:rPr>
+          <w:lang w:val="ru-RU"/>
+        </w:rPr>
+        <w:t>. Это показано на рисунке 2.1.</w:t>
+      </w:r>
     </w:p>
     <w:p>
       <w:pPr>
         <w:spacing w:after="0" w:line="360" w:lineRule="exact"/>
         <w:ind w:firstLine="709"/>
         <w:jc w:val="both"/>
-        <w:rPr>
-          <w:lang w:val="ru-RU"/>
-        </w:rPr>
-      </w:pPr>
-      <w:r>
-        <w:t>Клиент-серверное приложение представляет из себя обменива</w:t>
-      </w:r>
-      <w:r>
-        <w:t>ющиеся данными клиент и сервер</w:t>
-      </w:r>
-      <w:r>
-        <w:rPr>
-          <w:lang w:val="ru-RU"/>
-        </w:rPr>
-        <w:t xml:space="preserve"> </w:t>
-      </w:r>
-      <w:r>
-        <w:rPr>
-          <w:lang w:val="ru-RU"/>
-        </w:rPr>
-        <w:t>[</w:t>
-      </w:r>
-      <w:r>
-        <w:rPr>
-          <w:lang w:val="ru-RU"/>
-        </w:rPr>
-        <w:t>13</w:t>
-      </w:r>
-      <w:r>
-        <w:rPr>
-          <w:lang w:val="ru-RU"/>
-        </w:rPr>
-        <w:t>]</w:t>
-      </w:r>
-      <w:r>
-        <w:rPr>
-          <w:lang w:val="ru-RU"/>
-        </w:rPr>
-        <w:t>. Это показано на рисунке 2.1.</w:t>
-      </w:r>
-    </w:p>
-    <w:p>
-      <w:pPr>
-        <w:spacing w:after="0" w:line="360" w:lineRule="exact"/>
-        <w:ind w:firstLine="709"/>
-        <w:jc w:val="both"/>
       </w:pPr>
     </w:p>
     <w:p>
@@ -3938,7 +3944,6 @@
           <w:noProof/>
           <w:lang w:val="en-US"/>
         </w:rPr>
-        <w:lastRenderedPageBreak/>
         <w:drawing>
           <wp:anchor distT="0" distB="0" distL="114300" distR="114300" simplePos="0" relativeHeight="251665408" behindDoc="0" locked="0" layoutInCell="1" allowOverlap="1" wp14:anchorId="54721791" wp14:editId="598E6B17">
             <wp:simplePos x="0" y="0"/>
@@ -4126,6 +4131,7 @@
         <w:pStyle w:val="aa"/>
       </w:pPr>
       <w:r>
+        <w:lastRenderedPageBreak/>
         <w:t xml:space="preserve">В </w:t>
       </w:r>
       <w:proofErr w:type="spellStart"/>
@@ -4253,7 +4259,6 @@
           <w:noProof/>
           <w:lang w:val="en-US"/>
         </w:rPr>
-        <w:lastRenderedPageBreak/>
         <w:pict w14:anchorId="060248FB">
           <v:shape id="_x0000_s1030" type="#_x0000_t75" style="position:absolute;left:0;text-align:left;margin-left:117.1pt;margin-top:165.95pt;width:189.85pt;height:344.55pt;z-index:251667456;mso-position-horizontal-relative:text;mso-position-vertical-relative:text">
             <v:imagedata r:id="rId10" o:title="arch2"/>
@@ -4467,7 +4472,11 @@
         <w:t>API</w:t>
       </w:r>
       <w:r>
-        <w:t xml:space="preserve"> на сервере нам придется искать все обращения к нему, которые могут быть в любом компоненте. Очевидно, что обращаться напрямую от скрипта компонента к </w:t>
+        <w:t xml:space="preserve"> на сервере нам придется искать все обращения к нему, которые могут быть </w:t>
+      </w:r>
+      <w:r>
+        <w:lastRenderedPageBreak/>
+        <w:t xml:space="preserve">в любом компоненте. Очевидно, что обращаться напрямую от скрипта компонента к </w:t>
       </w:r>
       <w:r>
         <w:rPr>
@@ -4509,7 +4518,6 @@
         <w:rPr>
           <w:noProof/>
         </w:rPr>
-        <w:lastRenderedPageBreak/>
         <w:pict w14:anchorId="24975B7E">
           <v:shape id="_x0000_s1031" type="#_x0000_t75" style="position:absolute;left:0;text-align:left;margin-left:129pt;margin-top:22.35pt;width:166.35pt;height:354.85pt;z-index:251668480;mso-position-horizontal-relative:text;mso-position-vertical-relative:text">
             <v:imagedata r:id="rId11" o:title="arch3"/>
@@ -4539,6 +4547,8 @@
       <w:r>
         <w:t xml:space="preserve"> сервера</w:t>
       </w:r>
+      <w:bookmarkStart w:id="1" w:name="_GoBack"/>
+      <w:bookmarkEnd w:id="1"/>
     </w:p>
     <w:p>
       <w:pPr>
@@ -5757,56 +5767,57 @@
     </w:p>
     <w:p>
       <w:pPr>
+        <w:pStyle w:val="2"/>
+      </w:pPr>
+      <w:r>
+        <w:rPr>
+          <w:lang w:val="ru-RU"/>
+        </w:rPr>
+        <w:lastRenderedPageBreak/>
+        <w:t>3</w:t>
+      </w:r>
+      <w:r>
+        <w:t> ЭКСПЛУАТАЦИЯ ПРОГРАММНОГО СРЕДСТВА</w:t>
+      </w:r>
+    </w:p>
+    <w:p>
+      <w:pPr>
+        <w:spacing w:after="0" w:line="360" w:lineRule="exact"/>
+        <w:ind w:firstLine="709"/>
+        <w:jc w:val="both"/>
+        <w:rPr>
+          <w:b/>
+          <w:bCs/>
+        </w:rPr>
+      </w:pPr>
+    </w:p>
+    <w:p>
+      <w:pPr>
+        <w:pStyle w:val="3"/>
+      </w:pPr>
+      <w:r>
+        <w:t>3.1 Ввод в эксплуатацию и обоснование минимальных технических требований к оборудованию</w:t>
+      </w:r>
+    </w:p>
+    <w:p>
+      <w:pPr>
+        <w:spacing w:after="0" w:line="360" w:lineRule="exact"/>
+        <w:ind w:firstLine="709"/>
+        <w:jc w:val="both"/>
         <w:rPr>
           <w:b/>
           <w:bCs/>
           <w:lang w:val="ru-RU"/>
         </w:rPr>
       </w:pPr>
-    </w:p>
-    <w:p>
-      <w:pPr>
-        <w:pStyle w:val="2"/>
-      </w:pPr>
-      <w:r>
-        <w:rPr>
-          <w:lang w:val="ru-RU"/>
-        </w:rPr>
-        <w:t>3</w:t>
-      </w:r>
-      <w:r>
-        <w:t> ЭКСПЛУАТАЦИЯ ПРОГРАММНОГО СРЕДСТВА</w:t>
-      </w:r>
-    </w:p>
-    <w:p>
-      <w:pPr>
-        <w:spacing w:after="0" w:line="360" w:lineRule="exact"/>
-        <w:ind w:firstLine="709"/>
-        <w:jc w:val="both"/>
+      <w:r>
         <w:rPr>
           <w:b/>
           <w:bCs/>
-        </w:rPr>
-      </w:pPr>
-    </w:p>
-    <w:p>
-      <w:pPr>
-        <w:pStyle w:val="3"/>
-      </w:pPr>
-      <w:r>
-        <w:t>3.1 Ввод в эксплуатацию и обоснование минимальных технических требований к оборудованию</w:t>
-      </w:r>
-    </w:p>
-    <w:p>
-      <w:pPr>
-        <w:spacing w:after="0" w:line="360" w:lineRule="exact"/>
-        <w:ind w:firstLine="709"/>
-        <w:jc w:val="both"/>
-        <w:rPr>
-          <w:b/>
-          <w:bCs/>
-        </w:rPr>
-      </w:pPr>
+          <w:lang w:val="ru-RU"/>
+        </w:rPr>
+        <w:t xml:space="preserve"> </w:t>
+      </w:r>
     </w:p>
     <w:p>
       <w:pPr>
@@ -6049,6 +6060,7 @@
         <w:rPr>
           <w:rFonts w:eastAsia="Calibri"/>
         </w:rPr>
+        <w:lastRenderedPageBreak/>
         <w:t>Начнем рассмотрение графического интерфейса с хедера. Слева можно заметить название проекта. При нажатии на него, пользователь попадает на главную (рисунок 1). Далее находится поисковая строка. Пользователь может ввести в нее поисковой запрос и попасть на страницу результатов поиска (рисунок 2).</w:t>
       </w:r>
     </w:p>
@@ -17204,7 +17216,6 @@
         <w:docPartUnique/>
       </w:docPartObj>
     </w:sdtPr>
-    <w:sdtEndPr/>
     <w:sdtContent>
       <w:p>
         <w:pPr>
@@ -17225,7 +17236,7 @@
             <w:noProof/>
             <w:lang w:val="ru-RU"/>
           </w:rPr>
-          <w:t>21</w:t>
+          <w:t>12</w:t>
         </w:r>
         <w:r>
           <w:fldChar w:fldCharType="end"/>
@@ -19875,7 +19886,7 @@
 </file>
 
 <file path=customXml/itemProps1.xml><?xml version="1.0" encoding="utf-8"?>
-<ds:datastoreItem xmlns:ds="http://schemas.openxmlformats.org/officeDocument/2006/customXml" ds:itemID="{290BC6DD-5362-4BA0-A9B5-9078224722E4}">
+<ds:datastoreItem xmlns:ds="http://schemas.openxmlformats.org/officeDocument/2006/customXml" ds:itemID="{6E0DEB01-616B-45BE-A51A-36A1BD6076CA}">
   <ds:schemaRefs>
     <ds:schemaRef ds:uri="http://schemas.openxmlformats.org/officeDocument/2006/bibliography"/>
   </ds:schemaRefs>
